--- a/e-PU Cabinet V2/e-PU Cabinet V2 Measurement Plan.docx
+++ b/e-PU Cabinet V2/e-PU Cabinet V2 Measurement Plan.docx
@@ -77,7 +77,21 @@
         <w:rPr>
           <w:lang w:val="en-US"/>
         </w:rPr>
-        <w:t>Based on: e-PU cabinet V2 project plan (2).docx</w:t>
+        <w:t xml:space="preserve">Based </w:t>
+      </w:r>
+      <w:proofErr w:type="gramStart"/>
+      <w:r>
+        <w:rPr>
+          <w:lang w:val="en-US"/>
+        </w:rPr>
+        <w:t>on:</w:t>
+      </w:r>
+      <w:proofErr w:type="gramEnd"/>
+      <w:r>
+        <w:rPr>
+          <w:lang w:val="en-US"/>
+        </w:rPr>
+        <w:t xml:space="preserve"> e-PU cabinet V2 project plan (2).docx</w:t>
       </w:r>
     </w:p>
     <w:p>
@@ -146,7 +160,21 @@
         <w:rPr>
           <w:lang w:val="en-US"/>
         </w:rPr>
-        <w:t>This document is the Measurement Plan for the e-PU Cabinet V2 project a low-cost, high</w:t>
+        <w:t xml:space="preserve">This document is the Measurement Plan for the e-PU Cabinet V2 </w:t>
+      </w:r>
+      <w:proofErr w:type="gramStart"/>
+      <w:r>
+        <w:rPr>
+          <w:lang w:val="en-US"/>
+        </w:rPr>
+        <w:t>project</w:t>
+      </w:r>
+      <w:proofErr w:type="gramEnd"/>
+      <w:r>
+        <w:rPr>
+          <w:lang w:val="en-US"/>
+        </w:rPr>
+        <w:t xml:space="preserve"> a low-cost, high</w:t>
       </w:r>
       <w:r>
         <w:rPr>
@@ -171,7 +199,21 @@
         <w:rPr>
           <w:lang w:val="en-US"/>
         </w:rPr>
-        <w:t>Purpose: to make sure every requirement from the project plan is verified during the test phase, with nothing missed.</w:t>
+        <w:t xml:space="preserve">Purpose: to make sure every requirement from the project plan is verified during the test phase, with nothing </w:t>
+      </w:r>
+      <w:proofErr w:type="gramStart"/>
+      <w:r>
+        <w:rPr>
+          <w:lang w:val="en-US"/>
+        </w:rPr>
+        <w:t>missed</w:t>
+      </w:r>
+      <w:proofErr w:type="gramEnd"/>
+      <w:r>
+        <w:rPr>
+          <w:lang w:val="en-US"/>
+        </w:rPr>
+        <w:t>.</w:t>
       </w:r>
     </w:p>
     <w:p>
@@ -1688,11 +1730,19 @@
             <w:tcW w:w="1803" w:type="dxa"/>
           </w:tcPr>
           <w:p>
-            <w:r>
-              <w:rPr>
-                <w:sz w:val="18"/>
-              </w:rPr>
-              <w:t>I / A</w:t>
+            <w:proofErr w:type="gramStart"/>
+            <w:r>
+              <w:rPr>
+                <w:sz w:val="18"/>
+              </w:rPr>
+              <w:t>I /</w:t>
+            </w:r>
+            <w:proofErr w:type="gramEnd"/>
+            <w:r>
+              <w:rPr>
+                <w:sz w:val="18"/>
+              </w:rPr>
+              <w:t xml:space="preserve"> A</w:t>
             </w:r>
           </w:p>
         </w:tc>
@@ -2112,11 +2162,19 @@
             <w:tcW w:w="1803" w:type="dxa"/>
           </w:tcPr>
           <w:p>
-            <w:r>
-              <w:rPr>
-                <w:sz w:val="18"/>
-              </w:rPr>
-              <w:t>T / D</w:t>
+            <w:proofErr w:type="gramStart"/>
+            <w:r>
+              <w:rPr>
+                <w:sz w:val="18"/>
+              </w:rPr>
+              <w:t>T /</w:t>
+            </w:r>
+            <w:proofErr w:type="gramEnd"/>
+            <w:r>
+              <w:rPr>
+                <w:sz w:val="18"/>
+              </w:rPr>
+              <w:t xml:space="preserve"> D</w:t>
             </w:r>
           </w:p>
         </w:tc>
@@ -2202,11 +2260,19 @@
             <w:tcW w:w="1803" w:type="dxa"/>
           </w:tcPr>
           <w:p>
-            <w:r>
-              <w:rPr>
-                <w:sz w:val="18"/>
-              </w:rPr>
-              <w:t>T / D</w:t>
+            <w:proofErr w:type="gramStart"/>
+            <w:r>
+              <w:rPr>
+                <w:sz w:val="18"/>
+              </w:rPr>
+              <w:t>T /</w:t>
+            </w:r>
+            <w:proofErr w:type="gramEnd"/>
+            <w:r>
+              <w:rPr>
+                <w:sz w:val="18"/>
+              </w:rPr>
+              <w:t xml:space="preserve"> D</w:t>
             </w:r>
           </w:p>
         </w:tc>
@@ -2565,11 +2631,19 @@
             <w:tcW w:w="1803" w:type="dxa"/>
           </w:tcPr>
           <w:p>
-            <w:r>
-              <w:rPr>
-                <w:sz w:val="18"/>
-              </w:rPr>
-              <w:t>A / T</w:t>
+            <w:proofErr w:type="gramStart"/>
+            <w:r>
+              <w:rPr>
+                <w:sz w:val="18"/>
+              </w:rPr>
+              <w:t>A /</w:t>
+            </w:r>
+            <w:proofErr w:type="gramEnd"/>
+            <w:r>
+              <w:rPr>
+                <w:sz w:val="18"/>
+              </w:rPr>
+              <w:t xml:space="preserve"> T</w:t>
             </w:r>
           </w:p>
         </w:tc>
@@ -2685,6 +2759,7 @@
               <w:t xml:space="preserve">Peak </w:t>
             </w:r>
             <w:proofErr w:type="spellStart"/>
+            <w:proofErr w:type="gramStart"/>
             <w:r>
               <w:rPr>
                 <w:sz w:val="18"/>
@@ -2696,7 +2771,14 @@
               <w:rPr>
                 <w:sz w:val="18"/>
               </w:rPr>
-              <w:t xml:space="preserve"> / load management</w:t>
+              <w:t xml:space="preserve"> /</w:t>
+            </w:r>
+            <w:proofErr w:type="gramEnd"/>
+            <w:r>
+              <w:rPr>
+                <w:sz w:val="18"/>
+              </w:rPr>
+              <w:t xml:space="preserve"> load management</w:t>
             </w:r>
           </w:p>
         </w:tc>
@@ -2829,6 +2911,7 @@
           </w:tcPr>
           <w:p>
             <w:proofErr w:type="spellStart"/>
+            <w:proofErr w:type="gramStart"/>
             <w:r>
               <w:rPr>
                 <w:sz w:val="18"/>
@@ -2840,7 +2923,14 @@
               <w:rPr>
                 <w:sz w:val="18"/>
               </w:rPr>
-              <w:t xml:space="preserve"> / </w:t>
+              <w:t xml:space="preserve"> /</w:t>
+            </w:r>
+            <w:proofErr w:type="gramEnd"/>
+            <w:r>
+              <w:rPr>
+                <w:sz w:val="18"/>
+              </w:rPr>
+              <w:t xml:space="preserve"> </w:t>
             </w:r>
             <w:proofErr w:type="spellStart"/>
             <w:r>
@@ -2937,11 +3027,19 @@
             <w:tcW w:w="1803" w:type="dxa"/>
           </w:tcPr>
           <w:p>
-            <w:r>
-              <w:rPr>
-                <w:sz w:val="18"/>
-              </w:rPr>
-              <w:t>T / A</w:t>
+            <w:proofErr w:type="gramStart"/>
+            <w:r>
+              <w:rPr>
+                <w:sz w:val="18"/>
+              </w:rPr>
+              <w:t>T /</w:t>
+            </w:r>
+            <w:proofErr w:type="gramEnd"/>
+            <w:r>
+              <w:rPr>
+                <w:sz w:val="18"/>
+              </w:rPr>
+              <w:t xml:space="preserve"> A</w:t>
             </w:r>
           </w:p>
         </w:tc>
@@ -3221,11 +3319,19 @@
             <w:tcW w:w="1803" w:type="dxa"/>
           </w:tcPr>
           <w:p>
-            <w:r>
-              <w:rPr>
-                <w:sz w:val="18"/>
-              </w:rPr>
-              <w:t>T / D</w:t>
+            <w:proofErr w:type="gramStart"/>
+            <w:r>
+              <w:rPr>
+                <w:sz w:val="18"/>
+              </w:rPr>
+              <w:t>T /</w:t>
+            </w:r>
+            <w:proofErr w:type="gramEnd"/>
+            <w:r>
+              <w:rPr>
+                <w:sz w:val="18"/>
+              </w:rPr>
+              <w:t xml:space="preserve"> D</w:t>
             </w:r>
           </w:p>
         </w:tc>
@@ -3318,11 +3424,19 @@
                 <w:sz w:val="18"/>
               </w:rPr>
             </w:pPr>
-            <w:r>
-              <w:rPr>
-                <w:sz w:val="18"/>
-              </w:rPr>
-              <w:t>I / T</w:t>
+            <w:proofErr w:type="gramStart"/>
+            <w:r>
+              <w:rPr>
+                <w:sz w:val="18"/>
+              </w:rPr>
+              <w:t>I /</w:t>
+            </w:r>
+            <w:proofErr w:type="gramEnd"/>
+            <w:r>
+              <w:rPr>
+                <w:sz w:val="18"/>
+              </w:rPr>
+              <w:t xml:space="preserve"> T</w:t>
             </w:r>
           </w:p>
         </w:tc>
@@ -3370,11 +3484,19 @@
             <w:tcW w:w="1804" w:type="dxa"/>
           </w:tcPr>
           <w:p>
-            <w:r>
-              <w:rPr>
-                <w:sz w:val="18"/>
-              </w:rPr>
-              <w:t xml:space="preserve">PV control </w:t>
+            <w:proofErr w:type="gramStart"/>
+            <w:r>
+              <w:rPr>
+                <w:sz w:val="18"/>
+              </w:rPr>
+              <w:t>PV control</w:t>
+            </w:r>
+            <w:proofErr w:type="gramEnd"/>
+            <w:r>
+              <w:rPr>
+                <w:sz w:val="18"/>
+              </w:rPr>
+              <w:t xml:space="preserve"> </w:t>
             </w:r>
             <w:proofErr w:type="spellStart"/>
             <w:r>
@@ -3405,11 +3527,19 @@
             <w:tcW w:w="1803" w:type="dxa"/>
           </w:tcPr>
           <w:p>
-            <w:r>
-              <w:rPr>
-                <w:sz w:val="18"/>
-              </w:rPr>
-              <w:t>D / T</w:t>
+            <w:proofErr w:type="gramStart"/>
+            <w:r>
+              <w:rPr>
+                <w:sz w:val="18"/>
+              </w:rPr>
+              <w:t>D /</w:t>
+            </w:r>
+            <w:proofErr w:type="gramEnd"/>
+            <w:r>
+              <w:rPr>
+                <w:sz w:val="18"/>
+              </w:rPr>
+              <w:t xml:space="preserve"> T</w:t>
             </w:r>
           </w:p>
         </w:tc>
@@ -3547,11 +3677,19 @@
             <w:tcW w:w="1803" w:type="dxa"/>
           </w:tcPr>
           <w:p>
-            <w:r>
-              <w:rPr>
-                <w:sz w:val="18"/>
-              </w:rPr>
-              <w:t>D / T</w:t>
+            <w:proofErr w:type="gramStart"/>
+            <w:r>
+              <w:rPr>
+                <w:sz w:val="18"/>
+              </w:rPr>
+              <w:t>D /</w:t>
+            </w:r>
+            <w:proofErr w:type="gramEnd"/>
+            <w:r>
+              <w:rPr>
+                <w:sz w:val="18"/>
+              </w:rPr>
+              <w:t xml:space="preserve"> T</w:t>
             </w:r>
           </w:p>
         </w:tc>
@@ -3621,11 +3759,19 @@
             <w:tcW w:w="1803" w:type="dxa"/>
           </w:tcPr>
           <w:p>
-            <w:r>
-              <w:rPr>
-                <w:sz w:val="18"/>
-              </w:rPr>
-              <w:t>D / T</w:t>
+            <w:proofErr w:type="gramStart"/>
+            <w:r>
+              <w:rPr>
+                <w:sz w:val="18"/>
+              </w:rPr>
+              <w:t>D /</w:t>
+            </w:r>
+            <w:proofErr w:type="gramEnd"/>
+            <w:r>
+              <w:rPr>
+                <w:sz w:val="18"/>
+              </w:rPr>
+              <w:t xml:space="preserve"> T</w:t>
             </w:r>
           </w:p>
         </w:tc>
@@ -3668,11 +3814,19 @@
             <w:tcW w:w="1804" w:type="dxa"/>
           </w:tcPr>
           <w:p>
-            <w:r>
-              <w:rPr>
-                <w:sz w:val="18"/>
-              </w:rPr>
-              <w:t>HMI / service portal</w:t>
+            <w:proofErr w:type="gramStart"/>
+            <w:r>
+              <w:rPr>
+                <w:sz w:val="18"/>
+              </w:rPr>
+              <w:t>HMI /</w:t>
+            </w:r>
+            <w:proofErr w:type="gramEnd"/>
+            <w:r>
+              <w:rPr>
+                <w:sz w:val="18"/>
+              </w:rPr>
+              <w:t xml:space="preserve"> service portal</w:t>
             </w:r>
           </w:p>
         </w:tc>
@@ -3749,11 +3903,19 @@
             <w:tcW w:w="1803" w:type="dxa"/>
           </w:tcPr>
           <w:p>
-            <w:r>
-              <w:rPr>
-                <w:sz w:val="18"/>
-              </w:rPr>
-              <w:t>I / A</w:t>
+            <w:proofErr w:type="gramStart"/>
+            <w:r>
+              <w:rPr>
+                <w:sz w:val="18"/>
+              </w:rPr>
+              <w:t>I /</w:t>
+            </w:r>
+            <w:proofErr w:type="gramEnd"/>
+            <w:r>
+              <w:rPr>
+                <w:sz w:val="18"/>
+              </w:rPr>
+              <w:t xml:space="preserve"> A</w:t>
             </w:r>
           </w:p>
         </w:tc>
@@ -3809,11 +3971,19 @@
             <w:tcW w:w="1803" w:type="dxa"/>
           </w:tcPr>
           <w:p>
-            <w:r>
-              <w:rPr>
-                <w:sz w:val="18"/>
-              </w:rPr>
-              <w:t>I / A</w:t>
+            <w:proofErr w:type="gramStart"/>
+            <w:r>
+              <w:rPr>
+                <w:sz w:val="18"/>
+              </w:rPr>
+              <w:t>I /</w:t>
+            </w:r>
+            <w:proofErr w:type="gramEnd"/>
+            <w:r>
+              <w:rPr>
+                <w:sz w:val="18"/>
+              </w:rPr>
+              <w:t xml:space="preserve"> A</w:t>
             </w:r>
           </w:p>
         </w:tc>
@@ -3869,11 +4039,19 @@
             <w:tcW w:w="1803" w:type="dxa"/>
           </w:tcPr>
           <w:p>
-            <w:r>
-              <w:rPr>
-                <w:sz w:val="18"/>
-              </w:rPr>
-              <w:t>I / T</w:t>
+            <w:proofErr w:type="gramStart"/>
+            <w:r>
+              <w:rPr>
+                <w:sz w:val="18"/>
+              </w:rPr>
+              <w:t>I /</w:t>
+            </w:r>
+            <w:proofErr w:type="gramEnd"/>
+            <w:r>
+              <w:rPr>
+                <w:sz w:val="18"/>
+              </w:rPr>
+              <w:t xml:space="preserve"> T</w:t>
             </w:r>
           </w:p>
         </w:tc>
@@ -4274,11 +4452,19 @@
             <w:tcW w:w="4513" w:type="dxa"/>
           </w:tcPr>
           <w:p>
-            <w:r>
-              <w:rPr>
-                <w:sz w:val="18"/>
-              </w:rPr>
-              <w:t xml:space="preserve">Equipment / </w:t>
+            <w:proofErr w:type="gramStart"/>
+            <w:r>
+              <w:rPr>
+                <w:sz w:val="18"/>
+              </w:rPr>
+              <w:t>Equipment /</w:t>
+            </w:r>
+            <w:proofErr w:type="gramEnd"/>
+            <w:r>
+              <w:rPr>
+                <w:sz w:val="18"/>
+              </w:rPr>
+              <w:t xml:space="preserve"> </w:t>
             </w:r>
             <w:proofErr w:type="spellStart"/>
             <w:r>
@@ -4343,7 +4529,21 @@
               <w:rPr>
                 <w:sz w:val="18"/>
               </w:rPr>
-              <w:t>TRL 2 / 3</w:t>
+              <w:t xml:space="preserve">TRL </w:t>
+            </w:r>
+            <w:proofErr w:type="gramStart"/>
+            <w:r>
+              <w:rPr>
+                <w:sz w:val="18"/>
+              </w:rPr>
+              <w:t>2 /</w:t>
+            </w:r>
+            <w:proofErr w:type="gramEnd"/>
+            <w:r>
+              <w:rPr>
+                <w:sz w:val="18"/>
+              </w:rPr>
+              <w:t xml:space="preserve"> 3</w:t>
             </w:r>
           </w:p>
         </w:tc>
@@ -4391,7 +4591,21 @@
               <w:rPr>
                 <w:sz w:val="18"/>
               </w:rPr>
-              <w:t xml:space="preserve">Status (Pass / </w:t>
+              <w:t>Status (</w:t>
+            </w:r>
+            <w:proofErr w:type="gramStart"/>
+            <w:r>
+              <w:rPr>
+                <w:sz w:val="18"/>
+              </w:rPr>
+              <w:t>Pass /</w:t>
+            </w:r>
+            <w:proofErr w:type="gramEnd"/>
+            <w:r>
+              <w:rPr>
+                <w:sz w:val="18"/>
+              </w:rPr>
+              <w:t xml:space="preserve"> </w:t>
             </w:r>
             <w:proofErr w:type="spellStart"/>
             <w:r>
@@ -4668,11 +4882,19 @@
             <w:tcW w:w="4513" w:type="dxa"/>
           </w:tcPr>
           <w:p>
-            <w:r>
-              <w:rPr>
-                <w:sz w:val="18"/>
-              </w:rPr>
-              <w:t xml:space="preserve">Equipment / </w:t>
+            <w:proofErr w:type="gramStart"/>
+            <w:r>
+              <w:rPr>
+                <w:sz w:val="18"/>
+              </w:rPr>
+              <w:t>Equipment /</w:t>
+            </w:r>
+            <w:proofErr w:type="gramEnd"/>
+            <w:r>
+              <w:rPr>
+                <w:sz w:val="18"/>
+              </w:rPr>
+              <w:t xml:space="preserve"> </w:t>
             </w:r>
             <w:proofErr w:type="spellStart"/>
             <w:r>
@@ -4729,7 +4951,21 @@
               <w:rPr>
                 <w:sz w:val="18"/>
               </w:rPr>
-              <w:t>TRL 2 / 3</w:t>
+              <w:t xml:space="preserve">TRL </w:t>
+            </w:r>
+            <w:proofErr w:type="gramStart"/>
+            <w:r>
+              <w:rPr>
+                <w:sz w:val="18"/>
+              </w:rPr>
+              <w:t>2 /</w:t>
+            </w:r>
+            <w:proofErr w:type="gramEnd"/>
+            <w:r>
+              <w:rPr>
+                <w:sz w:val="18"/>
+              </w:rPr>
+              <w:t xml:space="preserve"> 3</w:t>
             </w:r>
           </w:p>
         </w:tc>
@@ -4777,7 +5013,21 @@
               <w:rPr>
                 <w:sz w:val="18"/>
               </w:rPr>
-              <w:t xml:space="preserve">Status (Pass / </w:t>
+              <w:t>Status (</w:t>
+            </w:r>
+            <w:proofErr w:type="gramStart"/>
+            <w:r>
+              <w:rPr>
+                <w:sz w:val="18"/>
+              </w:rPr>
+              <w:t>Pass /</w:t>
+            </w:r>
+            <w:proofErr w:type="gramEnd"/>
+            <w:r>
+              <w:rPr>
+                <w:sz w:val="18"/>
+              </w:rPr>
+              <w:t xml:space="preserve"> </w:t>
             </w:r>
             <w:proofErr w:type="spellStart"/>
             <w:r>
@@ -4980,12 +5230,21 @@
                 <w:lang w:val="en-US"/>
               </w:rPr>
             </w:pPr>
-            <w:r>
-              <w:rPr>
-                <w:sz w:val="18"/>
-                <w:lang w:val="en-US"/>
-              </w:rPr>
-              <w:t>Sum the BOM cost of all VDL-added controller hardware (excluding the base Solar East cabinet) and compare to the EUR 3500 target.</w:t>
+            <w:proofErr w:type="gramStart"/>
+            <w:r>
+              <w:rPr>
+                <w:sz w:val="18"/>
+                <w:lang w:val="en-US"/>
+              </w:rPr>
+              <w:t>Sum</w:t>
+            </w:r>
+            <w:proofErr w:type="gramEnd"/>
+            <w:r>
+              <w:rPr>
+                <w:sz w:val="18"/>
+                <w:lang w:val="en-US"/>
+              </w:rPr>
+              <w:t xml:space="preserve"> the BOM cost of all VDL-added controller hardware (excluding the base Solar East cabinet) and compare to the EUR 3500 target.</w:t>
             </w:r>
           </w:p>
         </w:tc>
@@ -5066,11 +5325,19 @@
             <w:tcW w:w="4513" w:type="dxa"/>
           </w:tcPr>
           <w:p>
-            <w:r>
-              <w:rPr>
-                <w:sz w:val="18"/>
-              </w:rPr>
-              <w:t xml:space="preserve">Equipment / </w:t>
+            <w:proofErr w:type="gramStart"/>
+            <w:r>
+              <w:rPr>
+                <w:sz w:val="18"/>
+              </w:rPr>
+              <w:t>Equipment /</w:t>
+            </w:r>
+            <w:proofErr w:type="gramEnd"/>
+            <w:r>
+              <w:rPr>
+                <w:sz w:val="18"/>
+              </w:rPr>
+              <w:t xml:space="preserve"> </w:t>
             </w:r>
             <w:proofErr w:type="spellStart"/>
             <w:r>
@@ -5125,7 +5392,21 @@
               <w:rPr>
                 <w:sz w:val="18"/>
               </w:rPr>
-              <w:t>TRL 2 / 3</w:t>
+              <w:t xml:space="preserve">TRL </w:t>
+            </w:r>
+            <w:proofErr w:type="gramStart"/>
+            <w:r>
+              <w:rPr>
+                <w:sz w:val="18"/>
+              </w:rPr>
+              <w:t>2 /</w:t>
+            </w:r>
+            <w:proofErr w:type="gramEnd"/>
+            <w:r>
+              <w:rPr>
+                <w:sz w:val="18"/>
+              </w:rPr>
+              <w:t xml:space="preserve"> 3</w:t>
             </w:r>
           </w:p>
         </w:tc>
@@ -5173,7 +5454,21 @@
               <w:rPr>
                 <w:sz w:val="18"/>
               </w:rPr>
-              <w:t xml:space="preserve">Status (Pass / </w:t>
+              <w:t>Status (</w:t>
+            </w:r>
+            <w:proofErr w:type="gramStart"/>
+            <w:r>
+              <w:rPr>
+                <w:sz w:val="18"/>
+              </w:rPr>
+              <w:t>Pass /</w:t>
+            </w:r>
+            <w:proofErr w:type="gramEnd"/>
+            <w:r>
+              <w:rPr>
+                <w:sz w:val="18"/>
+              </w:rPr>
+              <w:t xml:space="preserve"> </w:t>
             </w:r>
             <w:proofErr w:type="spellStart"/>
             <w:r>
@@ -5521,11 +5816,19 @@
             <w:tcW w:w="4513" w:type="dxa"/>
           </w:tcPr>
           <w:p>
-            <w:r>
-              <w:rPr>
-                <w:sz w:val="18"/>
-              </w:rPr>
-              <w:t xml:space="preserve">Equipment / </w:t>
+            <w:proofErr w:type="gramStart"/>
+            <w:r>
+              <w:rPr>
+                <w:sz w:val="18"/>
+              </w:rPr>
+              <w:t>Equipment /</w:t>
+            </w:r>
+            <w:proofErr w:type="gramEnd"/>
+            <w:r>
+              <w:rPr>
+                <w:sz w:val="18"/>
+              </w:rPr>
+              <w:t xml:space="preserve"> </w:t>
             </w:r>
             <w:proofErr w:type="spellStart"/>
             <w:r>
@@ -5596,7 +5899,21 @@
               <w:rPr>
                 <w:sz w:val="18"/>
               </w:rPr>
-              <w:t>TRL 3 / 5</w:t>
+              <w:t xml:space="preserve">TRL </w:t>
+            </w:r>
+            <w:proofErr w:type="gramStart"/>
+            <w:r>
+              <w:rPr>
+                <w:sz w:val="18"/>
+              </w:rPr>
+              <w:t>3 /</w:t>
+            </w:r>
+            <w:proofErr w:type="gramEnd"/>
+            <w:r>
+              <w:rPr>
+                <w:sz w:val="18"/>
+              </w:rPr>
+              <w:t xml:space="preserve"> 5</w:t>
             </w:r>
           </w:p>
         </w:tc>
@@ -5644,7 +5961,21 @@
               <w:rPr>
                 <w:sz w:val="18"/>
               </w:rPr>
-              <w:t xml:space="preserve">Status (Pass / </w:t>
+              <w:t>Status (</w:t>
+            </w:r>
+            <w:proofErr w:type="gramStart"/>
+            <w:r>
+              <w:rPr>
+                <w:sz w:val="18"/>
+              </w:rPr>
+              <w:t>Pass /</w:t>
+            </w:r>
+            <w:proofErr w:type="gramEnd"/>
+            <w:r>
+              <w:rPr>
+                <w:sz w:val="18"/>
+              </w:rPr>
+              <w:t xml:space="preserve"> </w:t>
             </w:r>
             <w:proofErr w:type="spellStart"/>
             <w:r>
@@ -5943,11 +6274,19 @@
             <w:tcW w:w="4513" w:type="dxa"/>
           </w:tcPr>
           <w:p>
-            <w:r>
-              <w:rPr>
-                <w:sz w:val="18"/>
-              </w:rPr>
-              <w:t xml:space="preserve">Equipment / </w:t>
+            <w:proofErr w:type="gramStart"/>
+            <w:r>
+              <w:rPr>
+                <w:sz w:val="18"/>
+              </w:rPr>
+              <w:t>Equipment /</w:t>
+            </w:r>
+            <w:proofErr w:type="gramEnd"/>
+            <w:r>
+              <w:rPr>
+                <w:sz w:val="18"/>
+              </w:rPr>
+              <w:t xml:space="preserve"> </w:t>
             </w:r>
             <w:proofErr w:type="spellStart"/>
             <w:r>
@@ -6066,7 +6405,21 @@
               <w:rPr>
                 <w:sz w:val="18"/>
               </w:rPr>
-              <w:t xml:space="preserve">Status (Pass / </w:t>
+              <w:t>Status (</w:t>
+            </w:r>
+            <w:proofErr w:type="gramStart"/>
+            <w:r>
+              <w:rPr>
+                <w:sz w:val="18"/>
+              </w:rPr>
+              <w:t>Pass /</w:t>
+            </w:r>
+            <w:proofErr w:type="gramEnd"/>
+            <w:r>
+              <w:rPr>
+                <w:sz w:val="18"/>
+              </w:rPr>
+              <w:t xml:space="preserve"> </w:t>
             </w:r>
             <w:proofErr w:type="spellStart"/>
             <w:r>
@@ -6290,7 +6643,23 @@
                 <w:sz w:val="18"/>
                 <w:lang w:val="en-US"/>
               </w:rPr>
-              <w:t>Ping all networked devices and run full data exchange (HMI, controller, BMS, monitoring).</w:t>
+              <w:t xml:space="preserve">Ping all networked devices and </w:t>
+            </w:r>
+            <w:proofErr w:type="gramStart"/>
+            <w:r>
+              <w:rPr>
+                <w:sz w:val="18"/>
+                <w:lang w:val="en-US"/>
+              </w:rPr>
+              <w:t>run</w:t>
+            </w:r>
+            <w:proofErr w:type="gramEnd"/>
+            <w:r>
+              <w:rPr>
+                <w:sz w:val="18"/>
+                <w:lang w:val="en-US"/>
+              </w:rPr>
+              <w:t xml:space="preserve"> full data exchange (HMI, controller, BMS, monitoring).</w:t>
             </w:r>
           </w:p>
         </w:tc>
@@ -6355,7 +6724,23 @@
                 <w:sz w:val="18"/>
                 <w:lang w:val="en-US"/>
               </w:rPr>
-              <w:t xml:space="preserve">All devices reachable; data exchange successful; latency &lt; 50 </w:t>
+              <w:t xml:space="preserve">All devices </w:t>
+            </w:r>
+            <w:proofErr w:type="gramStart"/>
+            <w:r>
+              <w:rPr>
+                <w:sz w:val="18"/>
+                <w:lang w:val="en-US"/>
+              </w:rPr>
+              <w:t>reachable</w:t>
+            </w:r>
+            <w:proofErr w:type="gramEnd"/>
+            <w:r>
+              <w:rPr>
+                <w:sz w:val="18"/>
+                <w:lang w:val="en-US"/>
+              </w:rPr>
+              <w:t xml:space="preserve">; data exchange successful; latency &lt; 50 </w:t>
             </w:r>
             <w:proofErr w:type="spellStart"/>
             <w:r>
@@ -6402,11 +6787,19 @@
             <w:tcW w:w="4513" w:type="dxa"/>
           </w:tcPr>
           <w:p>
-            <w:r>
-              <w:rPr>
-                <w:sz w:val="18"/>
-              </w:rPr>
-              <w:t xml:space="preserve">Equipment / </w:t>
+            <w:proofErr w:type="gramStart"/>
+            <w:r>
+              <w:rPr>
+                <w:sz w:val="18"/>
+              </w:rPr>
+              <w:t>Equipment /</w:t>
+            </w:r>
+            <w:proofErr w:type="gramEnd"/>
+            <w:r>
+              <w:rPr>
+                <w:sz w:val="18"/>
+              </w:rPr>
+              <w:t xml:space="preserve"> </w:t>
             </w:r>
             <w:proofErr w:type="spellStart"/>
             <w:r>
@@ -6509,7 +6902,21 @@
               <w:rPr>
                 <w:sz w:val="18"/>
               </w:rPr>
-              <w:t xml:space="preserve">Status (Pass / </w:t>
+              <w:t>Status (</w:t>
+            </w:r>
+            <w:proofErr w:type="gramStart"/>
+            <w:r>
+              <w:rPr>
+                <w:sz w:val="18"/>
+              </w:rPr>
+              <w:t>Pass /</w:t>
+            </w:r>
+            <w:proofErr w:type="gramEnd"/>
+            <w:r>
+              <w:rPr>
+                <w:sz w:val="18"/>
+              </w:rPr>
+              <w:t xml:space="preserve"> </w:t>
             </w:r>
             <w:proofErr w:type="spellStart"/>
             <w:r>
@@ -6536,11 +6943,25 @@
       </w:tr>
     </w:tbl>
     <w:p/>
+    <w:p>
+      <w:pPr>
+        <w:rPr>
+          <w:b/>
+        </w:rPr>
+      </w:pPr>
+      <w:r>
+        <w:rPr>
+          <w:b/>
+        </w:rPr>
+        <w:br w:type="page"/>
+      </w:r>
+    </w:p>
     <w:p>
       <w:r>
         <w:rPr>
           <w:b/>
         </w:rPr>
+        <w:lastRenderedPageBreak/>
         <w:t>COMM-004 - RS485</w:t>
       </w:r>
     </w:p>
@@ -6694,7 +7115,6 @@
               <w:rPr>
                 <w:sz w:val="18"/>
               </w:rPr>
-              <w:lastRenderedPageBreak/>
               <w:t xml:space="preserve">How </w:t>
             </w:r>
             <w:proofErr w:type="spellStart"/>
@@ -6809,11 +7229,19 @@
             <w:tcW w:w="4513" w:type="dxa"/>
           </w:tcPr>
           <w:p>
-            <w:r>
-              <w:rPr>
-                <w:sz w:val="18"/>
-              </w:rPr>
-              <w:t xml:space="preserve">Equipment / </w:t>
+            <w:proofErr w:type="gramStart"/>
+            <w:r>
+              <w:rPr>
+                <w:sz w:val="18"/>
+              </w:rPr>
+              <w:t>Equipment /</w:t>
+            </w:r>
+            <w:proofErr w:type="gramEnd"/>
+            <w:r>
+              <w:rPr>
+                <w:sz w:val="18"/>
+              </w:rPr>
+              <w:t xml:space="preserve"> </w:t>
             </w:r>
             <w:proofErr w:type="spellStart"/>
             <w:r>
@@ -6916,7 +7344,21 @@
               <w:rPr>
                 <w:sz w:val="18"/>
               </w:rPr>
-              <w:t xml:space="preserve">Status (Pass / </w:t>
+              <w:t>Status (</w:t>
+            </w:r>
+            <w:proofErr w:type="gramStart"/>
+            <w:r>
+              <w:rPr>
+                <w:sz w:val="18"/>
+              </w:rPr>
+              <w:t>Pass /</w:t>
+            </w:r>
+            <w:proofErr w:type="gramEnd"/>
+            <w:r>
+              <w:rPr>
+                <w:sz w:val="18"/>
+              </w:rPr>
+              <w:t xml:space="preserve"> </w:t>
             </w:r>
             <w:proofErr w:type="spellStart"/>
             <w:r>
@@ -7237,11 +7679,19 @@
             <w:tcW w:w="4513" w:type="dxa"/>
           </w:tcPr>
           <w:p>
-            <w:r>
-              <w:rPr>
-                <w:sz w:val="18"/>
-              </w:rPr>
-              <w:t xml:space="preserve">Equipment / </w:t>
+            <w:proofErr w:type="gramStart"/>
+            <w:r>
+              <w:rPr>
+                <w:sz w:val="18"/>
+              </w:rPr>
+              <w:t>Equipment /</w:t>
+            </w:r>
+            <w:proofErr w:type="gramEnd"/>
+            <w:r>
+              <w:rPr>
+                <w:sz w:val="18"/>
+              </w:rPr>
+              <w:t xml:space="preserve"> </w:t>
             </w:r>
             <w:proofErr w:type="spellStart"/>
             <w:r>
@@ -7344,7 +7794,21 @@
               <w:rPr>
                 <w:sz w:val="18"/>
               </w:rPr>
-              <w:t xml:space="preserve">Status (Pass / </w:t>
+              <w:t>Status (</w:t>
+            </w:r>
+            <w:proofErr w:type="gramStart"/>
+            <w:r>
+              <w:rPr>
+                <w:sz w:val="18"/>
+              </w:rPr>
+              <w:t>Pass /</w:t>
+            </w:r>
+            <w:proofErr w:type="gramEnd"/>
+            <w:r>
+              <w:rPr>
+                <w:sz w:val="18"/>
+              </w:rPr>
+              <w:t xml:space="preserve"> </w:t>
             </w:r>
             <w:proofErr w:type="spellStart"/>
             <w:r>
@@ -7502,11 +7966,19 @@
             <w:tcW w:w="4513" w:type="dxa"/>
           </w:tcPr>
           <w:p>
-            <w:r>
-              <w:rPr>
-                <w:sz w:val="18"/>
-              </w:rPr>
-              <w:t>I / A</w:t>
+            <w:proofErr w:type="gramStart"/>
+            <w:r>
+              <w:rPr>
+                <w:sz w:val="18"/>
+              </w:rPr>
+              <w:t>I /</w:t>
+            </w:r>
+            <w:proofErr w:type="gramEnd"/>
+            <w:r>
+              <w:rPr>
+                <w:sz w:val="18"/>
+              </w:rPr>
+              <w:t xml:space="preserve"> A</w:t>
             </w:r>
           </w:p>
         </w:tc>
@@ -7635,11 +8107,19 @@
             <w:tcW w:w="4513" w:type="dxa"/>
           </w:tcPr>
           <w:p>
-            <w:r>
-              <w:rPr>
-                <w:sz w:val="18"/>
-              </w:rPr>
-              <w:t xml:space="preserve">Equipment / </w:t>
+            <w:proofErr w:type="gramStart"/>
+            <w:r>
+              <w:rPr>
+                <w:sz w:val="18"/>
+              </w:rPr>
+              <w:t>Equipment /</w:t>
+            </w:r>
+            <w:proofErr w:type="gramEnd"/>
+            <w:r>
+              <w:rPr>
+                <w:sz w:val="18"/>
+              </w:rPr>
+              <w:t xml:space="preserve"> </w:t>
             </w:r>
             <w:proofErr w:type="spellStart"/>
             <w:r>
@@ -7742,7 +8222,21 @@
               <w:rPr>
                 <w:sz w:val="18"/>
               </w:rPr>
-              <w:t xml:space="preserve">Status (Pass / </w:t>
+              <w:t>Status (</w:t>
+            </w:r>
+            <w:proofErr w:type="gramStart"/>
+            <w:r>
+              <w:rPr>
+                <w:sz w:val="18"/>
+              </w:rPr>
+              <w:t>Pass /</w:t>
+            </w:r>
+            <w:proofErr w:type="gramEnd"/>
+            <w:r>
+              <w:rPr>
+                <w:sz w:val="18"/>
+              </w:rPr>
+              <w:t xml:space="preserve"> </w:t>
             </w:r>
             <w:proofErr w:type="spellStart"/>
             <w:r>
@@ -8068,11 +8562,19 @@
             <w:tcW w:w="4513" w:type="dxa"/>
           </w:tcPr>
           <w:p>
-            <w:r>
-              <w:rPr>
-                <w:sz w:val="18"/>
-              </w:rPr>
-              <w:t xml:space="preserve">Equipment / </w:t>
+            <w:proofErr w:type="gramStart"/>
+            <w:r>
+              <w:rPr>
+                <w:sz w:val="18"/>
+              </w:rPr>
+              <w:t>Equipment /</w:t>
+            </w:r>
+            <w:proofErr w:type="gramEnd"/>
+            <w:r>
+              <w:rPr>
+                <w:sz w:val="18"/>
+              </w:rPr>
+              <w:t xml:space="preserve"> </w:t>
             </w:r>
             <w:proofErr w:type="spellStart"/>
             <w:r>
@@ -8198,7 +8700,21 @@
               <w:rPr>
                 <w:sz w:val="18"/>
               </w:rPr>
-              <w:t xml:space="preserve">Status (Pass / </w:t>
+              <w:t>Status (</w:t>
+            </w:r>
+            <w:proofErr w:type="gramStart"/>
+            <w:r>
+              <w:rPr>
+                <w:sz w:val="18"/>
+              </w:rPr>
+              <w:t>Pass /</w:t>
+            </w:r>
+            <w:proofErr w:type="gramEnd"/>
+            <w:r>
+              <w:rPr>
+                <w:sz w:val="18"/>
+              </w:rPr>
+              <w:t xml:space="preserve"> </w:t>
             </w:r>
             <w:proofErr w:type="spellStart"/>
             <w:r>
@@ -8481,11 +8997,19 @@
             <w:tcW w:w="4513" w:type="dxa"/>
           </w:tcPr>
           <w:p>
-            <w:r>
-              <w:rPr>
-                <w:sz w:val="18"/>
-              </w:rPr>
-              <w:t xml:space="preserve">Equipment / </w:t>
+            <w:proofErr w:type="gramStart"/>
+            <w:r>
+              <w:rPr>
+                <w:sz w:val="18"/>
+              </w:rPr>
+              <w:t>Equipment /</w:t>
+            </w:r>
+            <w:proofErr w:type="gramEnd"/>
+            <w:r>
+              <w:rPr>
+                <w:sz w:val="18"/>
+              </w:rPr>
+              <w:t xml:space="preserve"> </w:t>
             </w:r>
             <w:proofErr w:type="spellStart"/>
             <w:r>
@@ -8588,7 +9112,21 @@
               <w:rPr>
                 <w:sz w:val="18"/>
               </w:rPr>
-              <w:t xml:space="preserve">Status (Pass / </w:t>
+              <w:t>Status (</w:t>
+            </w:r>
+            <w:proofErr w:type="gramStart"/>
+            <w:r>
+              <w:rPr>
+                <w:sz w:val="18"/>
+              </w:rPr>
+              <w:t>Pass /</w:t>
+            </w:r>
+            <w:proofErr w:type="gramEnd"/>
+            <w:r>
+              <w:rPr>
+                <w:sz w:val="18"/>
+              </w:rPr>
+              <w:t xml:space="preserve"> </w:t>
             </w:r>
             <w:proofErr w:type="spellStart"/>
             <w:r>
@@ -8871,11 +9409,19 @@
             <w:tcW w:w="4513" w:type="dxa"/>
           </w:tcPr>
           <w:p>
-            <w:r>
-              <w:rPr>
-                <w:sz w:val="18"/>
-              </w:rPr>
-              <w:t xml:space="preserve">Equipment / </w:t>
+            <w:proofErr w:type="gramStart"/>
+            <w:r>
+              <w:rPr>
+                <w:sz w:val="18"/>
+              </w:rPr>
+              <w:t>Equipment /</w:t>
+            </w:r>
+            <w:proofErr w:type="gramEnd"/>
+            <w:r>
+              <w:rPr>
+                <w:sz w:val="18"/>
+              </w:rPr>
+              <w:t xml:space="preserve"> </w:t>
             </w:r>
             <w:proofErr w:type="spellStart"/>
             <w:r>
@@ -8987,7 +9533,21 @@
               <w:rPr>
                 <w:sz w:val="18"/>
               </w:rPr>
-              <w:t xml:space="preserve">Status (Pass / </w:t>
+              <w:t>Status (</w:t>
+            </w:r>
+            <w:proofErr w:type="gramStart"/>
+            <w:r>
+              <w:rPr>
+                <w:sz w:val="18"/>
+              </w:rPr>
+              <w:t>Pass /</w:t>
+            </w:r>
+            <w:proofErr w:type="gramEnd"/>
+            <w:r>
+              <w:rPr>
+                <w:sz w:val="18"/>
+              </w:rPr>
+              <w:t xml:space="preserve"> </w:t>
             </w:r>
             <w:proofErr w:type="spellStart"/>
             <w:r>
@@ -9307,11 +9867,19 @@
             <w:tcW w:w="4513" w:type="dxa"/>
           </w:tcPr>
           <w:p>
-            <w:r>
-              <w:rPr>
-                <w:sz w:val="18"/>
-              </w:rPr>
-              <w:t xml:space="preserve">Equipment / </w:t>
+            <w:proofErr w:type="gramStart"/>
+            <w:r>
+              <w:rPr>
+                <w:sz w:val="18"/>
+              </w:rPr>
+              <w:t>Equipment /</w:t>
+            </w:r>
+            <w:proofErr w:type="gramEnd"/>
+            <w:r>
+              <w:rPr>
+                <w:sz w:val="18"/>
+              </w:rPr>
+              <w:t xml:space="preserve"> </w:t>
             </w:r>
             <w:proofErr w:type="spellStart"/>
             <w:r>
@@ -9340,7 +9908,21 @@
               <w:rPr>
                 <w:sz w:val="18"/>
               </w:rPr>
-              <w:t xml:space="preserve"> meter / power </w:t>
+              <w:t xml:space="preserve"> </w:t>
+            </w:r>
+            <w:proofErr w:type="gramStart"/>
+            <w:r>
+              <w:rPr>
+                <w:sz w:val="18"/>
+              </w:rPr>
+              <w:t>meter /</w:t>
+            </w:r>
+            <w:proofErr w:type="gramEnd"/>
+            <w:r>
+              <w:rPr>
+                <w:sz w:val="18"/>
+              </w:rPr>
+              <w:t xml:space="preserve"> power </w:t>
             </w:r>
             <w:proofErr w:type="spellStart"/>
             <w:r>
@@ -9424,7 +10006,21 @@
               <w:rPr>
                 <w:sz w:val="18"/>
               </w:rPr>
-              <w:t xml:space="preserve">Status (Pass / </w:t>
+              <w:t>Status (</w:t>
+            </w:r>
+            <w:proofErr w:type="gramStart"/>
+            <w:r>
+              <w:rPr>
+                <w:sz w:val="18"/>
+              </w:rPr>
+              <w:t>Pass /</w:t>
+            </w:r>
+            <w:proofErr w:type="gramEnd"/>
+            <w:r>
+              <w:rPr>
+                <w:sz w:val="18"/>
+              </w:rPr>
+              <w:t xml:space="preserve"> </w:t>
             </w:r>
             <w:proofErr w:type="spellStart"/>
             <w:r>
@@ -9769,11 +10365,19 @@
             <w:tcW w:w="4513" w:type="dxa"/>
           </w:tcPr>
           <w:p>
-            <w:r>
-              <w:rPr>
-                <w:sz w:val="18"/>
-              </w:rPr>
-              <w:t xml:space="preserve">Equipment / </w:t>
+            <w:proofErr w:type="gramStart"/>
+            <w:r>
+              <w:rPr>
+                <w:sz w:val="18"/>
+              </w:rPr>
+              <w:t>Equipment /</w:t>
+            </w:r>
+            <w:proofErr w:type="gramEnd"/>
+            <w:r>
+              <w:rPr>
+                <w:sz w:val="18"/>
+              </w:rPr>
+              <w:t xml:space="preserve"> </w:t>
             </w:r>
             <w:proofErr w:type="spellStart"/>
             <w:r>
@@ -9901,7 +10505,21 @@
               <w:rPr>
                 <w:sz w:val="18"/>
               </w:rPr>
-              <w:t xml:space="preserve">Status (Pass / </w:t>
+              <w:t>Status (</w:t>
+            </w:r>
+            <w:proofErr w:type="gramStart"/>
+            <w:r>
+              <w:rPr>
+                <w:sz w:val="18"/>
+              </w:rPr>
+              <w:t>Pass /</w:t>
+            </w:r>
+            <w:proofErr w:type="gramEnd"/>
+            <w:r>
+              <w:rPr>
+                <w:sz w:val="18"/>
+              </w:rPr>
+              <w:t xml:space="preserve"> </w:t>
             </w:r>
             <w:proofErr w:type="spellStart"/>
             <w:r>
@@ -10075,11 +10693,19 @@
             <w:tcW w:w="4513" w:type="dxa"/>
           </w:tcPr>
           <w:p>
-            <w:r>
-              <w:rPr>
-                <w:sz w:val="18"/>
-              </w:rPr>
-              <w:t>T / D</w:t>
+            <w:proofErr w:type="gramStart"/>
+            <w:r>
+              <w:rPr>
+                <w:sz w:val="18"/>
+              </w:rPr>
+              <w:t>T /</w:t>
+            </w:r>
+            <w:proofErr w:type="gramEnd"/>
+            <w:r>
+              <w:rPr>
+                <w:sz w:val="18"/>
+              </w:rPr>
+              <w:t xml:space="preserve"> D</w:t>
             </w:r>
           </w:p>
         </w:tc>
@@ -10224,11 +10850,19 @@
             <w:tcW w:w="4513" w:type="dxa"/>
           </w:tcPr>
           <w:p>
-            <w:r>
-              <w:rPr>
-                <w:sz w:val="18"/>
-              </w:rPr>
-              <w:t xml:space="preserve">Equipment / </w:t>
+            <w:proofErr w:type="gramStart"/>
+            <w:r>
+              <w:rPr>
+                <w:sz w:val="18"/>
+              </w:rPr>
+              <w:t>Equipment /</w:t>
+            </w:r>
+            <w:proofErr w:type="gramEnd"/>
+            <w:r>
+              <w:rPr>
+                <w:sz w:val="18"/>
+              </w:rPr>
+              <w:t xml:space="preserve"> </w:t>
             </w:r>
             <w:proofErr w:type="spellStart"/>
             <w:r>
@@ -10347,7 +10981,21 @@
               <w:rPr>
                 <w:sz w:val="18"/>
               </w:rPr>
-              <w:t xml:space="preserve">Status (Pass / </w:t>
+              <w:t>Status (</w:t>
+            </w:r>
+            <w:proofErr w:type="gramStart"/>
+            <w:r>
+              <w:rPr>
+                <w:sz w:val="18"/>
+              </w:rPr>
+              <w:t>Pass /</w:t>
+            </w:r>
+            <w:proofErr w:type="gramEnd"/>
+            <w:r>
+              <w:rPr>
+                <w:sz w:val="18"/>
+              </w:rPr>
+              <w:t xml:space="preserve"> </w:t>
             </w:r>
             <w:proofErr w:type="spellStart"/>
             <w:r>
@@ -10375,48 +11023,32 @@
     </w:tbl>
     <w:p/>
     <w:p>
+      <w:pPr>
+        <w:rPr>
+          <w:b/>
+        </w:rPr>
+      </w:pPr>
       <w:r>
         <w:rPr>
           <w:b/>
         </w:rPr>
-        <w:t xml:space="preserve">FUNC-002 - </w:t>
+        <w:br w:type="page"/>
       </w:r>
-      <w:proofErr w:type="spellStart"/>
+    </w:p>
+    <w:p>
+      <w:pPr>
+        <w:rPr>
+          <w:lang w:val="en-US"/>
+        </w:rPr>
+      </w:pPr>
       <w:r>
         <w:rPr>
           <w:b/>
+          <w:lang w:val="en-US"/>
         </w:rPr>
-        <w:t>Grid-forming</w:t>
+        <w:lastRenderedPageBreak/>
+        <w:t>FUNC-002 - Grid-forming (island) operation</w:t>
       </w:r>
-      <w:proofErr w:type="spellEnd"/>
-      <w:r>
-        <w:rPr>
-          <w:b/>
-        </w:rPr>
-        <w:t xml:space="preserve"> (</w:t>
-      </w:r>
-      <w:proofErr w:type="spellStart"/>
-      <w:r>
-        <w:rPr>
-          <w:b/>
-        </w:rPr>
-        <w:t>island</w:t>
-      </w:r>
-      <w:proofErr w:type="spellEnd"/>
-      <w:r>
-        <w:rPr>
-          <w:b/>
-        </w:rPr>
-        <w:t xml:space="preserve">) </w:t>
-      </w:r>
-      <w:proofErr w:type="spellStart"/>
-      <w:r>
-        <w:rPr>
-          <w:b/>
-        </w:rPr>
-        <w:t>operation</w:t>
-      </w:r>
-      <w:proofErr w:type="spellEnd"/>
     </w:p>
     <w:tbl>
       <w:tblPr>
@@ -10535,26 +11167,33 @@
             <w:tcW w:w="4513" w:type="dxa"/>
           </w:tcPr>
           <w:p>
-            <w:r>
-              <w:rPr>
-                <w:sz w:val="18"/>
-              </w:rPr>
-              <w:t>T / D</w:t>
-            </w:r>
-          </w:p>
-        </w:tc>
-      </w:tr>
-      <w:tr>
-        <w:tc>
-          <w:tcPr>
-            <w:tcW w:w="4513" w:type="dxa"/>
-          </w:tcPr>
-          <w:p>
-            <w:r>
-              <w:rPr>
-                <w:sz w:val="18"/>
-              </w:rPr>
-              <w:lastRenderedPageBreak/>
+            <w:proofErr w:type="gramStart"/>
+            <w:r>
+              <w:rPr>
+                <w:sz w:val="18"/>
+              </w:rPr>
+              <w:t>T /</w:t>
+            </w:r>
+            <w:proofErr w:type="gramEnd"/>
+            <w:r>
+              <w:rPr>
+                <w:sz w:val="18"/>
+              </w:rPr>
+              <w:t xml:space="preserve"> D</w:t>
+            </w:r>
+          </w:p>
+        </w:tc>
+      </w:tr>
+      <w:tr>
+        <w:tc>
+          <w:tcPr>
+            <w:tcW w:w="4513" w:type="dxa"/>
+          </w:tcPr>
+          <w:p>
+            <w:r>
+              <w:rPr>
+                <w:sz w:val="18"/>
+              </w:rPr>
               <w:t xml:space="preserve">How </w:t>
             </w:r>
             <w:proofErr w:type="spellStart"/>
@@ -10669,11 +11308,19 @@
             <w:tcW w:w="4513" w:type="dxa"/>
           </w:tcPr>
           <w:p>
-            <w:r>
-              <w:rPr>
-                <w:sz w:val="18"/>
-              </w:rPr>
-              <w:t xml:space="preserve">Equipment / </w:t>
+            <w:proofErr w:type="gramStart"/>
+            <w:r>
+              <w:rPr>
+                <w:sz w:val="18"/>
+              </w:rPr>
+              <w:t>Equipment /</w:t>
+            </w:r>
+            <w:proofErr w:type="gramEnd"/>
+            <w:r>
+              <w:rPr>
+                <w:sz w:val="18"/>
+              </w:rPr>
+              <w:t xml:space="preserve"> </w:t>
             </w:r>
             <w:proofErr w:type="spellStart"/>
             <w:r>
@@ -10792,7 +11439,21 @@
               <w:rPr>
                 <w:sz w:val="18"/>
               </w:rPr>
-              <w:t xml:space="preserve">Status (Pass / </w:t>
+              <w:t>Status (</w:t>
+            </w:r>
+            <w:proofErr w:type="gramStart"/>
+            <w:r>
+              <w:rPr>
+                <w:sz w:val="18"/>
+              </w:rPr>
+              <w:t>Pass /</w:t>
+            </w:r>
+            <w:proofErr w:type="gramEnd"/>
+            <w:r>
+              <w:rPr>
+                <w:sz w:val="18"/>
+              </w:rPr>
+              <w:t xml:space="preserve"> </w:t>
             </w:r>
             <w:proofErr w:type="spellStart"/>
             <w:r>
@@ -11158,11 +11819,19 @@
             <w:tcW w:w="4513" w:type="dxa"/>
           </w:tcPr>
           <w:p>
-            <w:r>
-              <w:rPr>
-                <w:sz w:val="18"/>
-              </w:rPr>
-              <w:t xml:space="preserve">Equipment / </w:t>
+            <w:proofErr w:type="gramStart"/>
+            <w:r>
+              <w:rPr>
+                <w:sz w:val="18"/>
+              </w:rPr>
+              <w:t>Equipment /</w:t>
+            </w:r>
+            <w:proofErr w:type="gramEnd"/>
+            <w:r>
+              <w:rPr>
+                <w:sz w:val="18"/>
+              </w:rPr>
+              <w:t xml:space="preserve"> </w:t>
             </w:r>
             <w:proofErr w:type="spellStart"/>
             <w:r>
@@ -11281,7 +11950,21 @@
               <w:rPr>
                 <w:sz w:val="18"/>
               </w:rPr>
-              <w:t xml:space="preserve">Status (Pass / </w:t>
+              <w:t>Status (</w:t>
+            </w:r>
+            <w:proofErr w:type="gramStart"/>
+            <w:r>
+              <w:rPr>
+                <w:sz w:val="18"/>
+              </w:rPr>
+              <w:t>Pass /</w:t>
+            </w:r>
+            <w:proofErr w:type="gramEnd"/>
+            <w:r>
+              <w:rPr>
+                <w:sz w:val="18"/>
+              </w:rPr>
+              <w:t xml:space="preserve"> </w:t>
             </w:r>
             <w:proofErr w:type="spellStart"/>
             <w:r>
@@ -11586,11 +12269,19 @@
             <w:tcW w:w="4513" w:type="dxa"/>
           </w:tcPr>
           <w:p>
-            <w:r>
-              <w:rPr>
-                <w:sz w:val="18"/>
-              </w:rPr>
-              <w:t xml:space="preserve">Equipment / </w:t>
+            <w:proofErr w:type="gramStart"/>
+            <w:r>
+              <w:rPr>
+                <w:sz w:val="18"/>
+              </w:rPr>
+              <w:t>Equipment /</w:t>
+            </w:r>
+            <w:proofErr w:type="gramEnd"/>
+            <w:r>
+              <w:rPr>
+                <w:sz w:val="18"/>
+              </w:rPr>
+              <w:t xml:space="preserve"> </w:t>
             </w:r>
             <w:proofErr w:type="spellStart"/>
             <w:r>
@@ -11709,7 +12400,21 @@
               <w:rPr>
                 <w:sz w:val="18"/>
               </w:rPr>
-              <w:t xml:space="preserve">Status (Pass / </w:t>
+              <w:t>Status (</w:t>
+            </w:r>
+            <w:proofErr w:type="gramStart"/>
+            <w:r>
+              <w:rPr>
+                <w:sz w:val="18"/>
+              </w:rPr>
+              <w:t>Pass /</w:t>
+            </w:r>
+            <w:proofErr w:type="gramEnd"/>
+            <w:r>
+              <w:rPr>
+                <w:sz w:val="18"/>
+              </w:rPr>
+              <w:t xml:space="preserve"> </w:t>
             </w:r>
             <w:proofErr w:type="spellStart"/>
             <w:r>
@@ -12020,11 +12725,19 @@
             <w:tcW w:w="4513" w:type="dxa"/>
           </w:tcPr>
           <w:p>
-            <w:r>
-              <w:rPr>
-                <w:sz w:val="18"/>
-              </w:rPr>
-              <w:t xml:space="preserve">Equipment / </w:t>
+            <w:proofErr w:type="gramStart"/>
+            <w:r>
+              <w:rPr>
+                <w:sz w:val="18"/>
+              </w:rPr>
+              <w:t>Equipment /</w:t>
+            </w:r>
+            <w:proofErr w:type="gramEnd"/>
+            <w:r>
+              <w:rPr>
+                <w:sz w:val="18"/>
+              </w:rPr>
+              <w:t xml:space="preserve"> </w:t>
             </w:r>
             <w:proofErr w:type="spellStart"/>
             <w:r>
@@ -12143,7 +12856,21 @@
               <w:rPr>
                 <w:sz w:val="18"/>
               </w:rPr>
-              <w:t xml:space="preserve">Status (Pass / </w:t>
+              <w:t>Status (</w:t>
+            </w:r>
+            <w:proofErr w:type="gramStart"/>
+            <w:r>
+              <w:rPr>
+                <w:sz w:val="18"/>
+              </w:rPr>
+              <w:t>Pass /</w:t>
+            </w:r>
+            <w:proofErr w:type="gramEnd"/>
+            <w:r>
+              <w:rPr>
+                <w:sz w:val="18"/>
+              </w:rPr>
+              <w:t xml:space="preserve"> </w:t>
             </w:r>
             <w:proofErr w:type="spellStart"/>
             <w:r>
@@ -12170,6 +12897,21 @@
       </w:tr>
     </w:tbl>
     <w:p/>
+    <w:p>
+      <w:pPr>
+        <w:rPr>
+          <w:b/>
+          <w:lang w:val="en-US"/>
+        </w:rPr>
+      </w:pPr>
+      <w:r>
+        <w:rPr>
+          <w:b/>
+          <w:lang w:val="en-US"/>
+        </w:rPr>
+        <w:br w:type="page"/>
+      </w:r>
+    </w:p>
     <w:p>
       <w:pPr>
         <w:rPr>
@@ -12181,6 +12923,7 @@
           <w:b/>
           <w:lang w:val="en-US"/>
         </w:rPr>
+        <w:lastRenderedPageBreak/>
         <w:t>ELEC-008 - Power factor range -1 to +1</w:t>
       </w:r>
     </w:p>
@@ -12205,7 +12948,6 @@
               <w:rPr>
                 <w:sz w:val="18"/>
               </w:rPr>
-              <w:lastRenderedPageBreak/>
               <w:t>Requirement</w:t>
             </w:r>
             <w:proofErr w:type="spellEnd"/>
@@ -12442,11 +13184,19 @@
             <w:tcW w:w="4513" w:type="dxa"/>
           </w:tcPr>
           <w:p>
-            <w:r>
-              <w:rPr>
-                <w:sz w:val="18"/>
-              </w:rPr>
-              <w:t xml:space="preserve">Equipment / </w:t>
+            <w:proofErr w:type="gramStart"/>
+            <w:r>
+              <w:rPr>
+                <w:sz w:val="18"/>
+              </w:rPr>
+              <w:t>Equipment /</w:t>
+            </w:r>
+            <w:proofErr w:type="gramEnd"/>
+            <w:r>
+              <w:rPr>
+                <w:sz w:val="18"/>
+              </w:rPr>
+              <w:t xml:space="preserve"> </w:t>
             </w:r>
             <w:proofErr w:type="spellStart"/>
             <w:r>
@@ -12565,7 +13315,21 @@
               <w:rPr>
                 <w:sz w:val="18"/>
               </w:rPr>
-              <w:t xml:space="preserve">Status (Pass / </w:t>
+              <w:t>Status (</w:t>
+            </w:r>
+            <w:proofErr w:type="gramStart"/>
+            <w:r>
+              <w:rPr>
+                <w:sz w:val="18"/>
+              </w:rPr>
+              <w:t>Pass /</w:t>
+            </w:r>
+            <w:proofErr w:type="gramEnd"/>
+            <w:r>
+              <w:rPr>
+                <w:sz w:val="18"/>
+              </w:rPr>
+              <w:t xml:space="preserve"> </w:t>
             </w:r>
             <w:proofErr w:type="spellStart"/>
             <w:r>
@@ -12591,11 +13355,7 @@
         </w:tc>
       </w:tr>
     </w:tbl>
-    <w:p>
-      <w:r>
-        <w:t>---------------------------------------------------------------------</w:t>
-      </w:r>
-    </w:p>
+    <w:p/>
     <w:p>
       <w:r>
         <w:rPr>
@@ -12749,11 +13509,19 @@
             <w:tcW w:w="4513" w:type="dxa"/>
           </w:tcPr>
           <w:p>
-            <w:r>
-              <w:rPr>
-                <w:sz w:val="18"/>
-              </w:rPr>
-              <w:t>A / T</w:t>
+            <w:proofErr w:type="gramStart"/>
+            <w:r>
+              <w:rPr>
+                <w:sz w:val="18"/>
+              </w:rPr>
+              <w:t>A /</w:t>
+            </w:r>
+            <w:proofErr w:type="gramEnd"/>
+            <w:r>
+              <w:rPr>
+                <w:sz w:val="18"/>
+              </w:rPr>
+              <w:t xml:space="preserve"> T</w:t>
             </w:r>
           </w:p>
         </w:tc>
@@ -12849,14 +13617,28 @@
               <w:rPr>
                 <w:sz w:val="18"/>
               </w:rPr>
-              <w:t>E_discharge</w:t>
-            </w:r>
-            <w:proofErr w:type="spellEnd"/>
-            <w:r>
-              <w:rPr>
-                <w:sz w:val="18"/>
-              </w:rPr>
-              <w:t xml:space="preserve"> / </w:t>
+              <w:t>E_</w:t>
+            </w:r>
+            <w:proofErr w:type="gramStart"/>
+            <w:r>
+              <w:rPr>
+                <w:sz w:val="18"/>
+              </w:rPr>
+              <w:t>discharge</w:t>
+            </w:r>
+            <w:proofErr w:type="spellEnd"/>
+            <w:r>
+              <w:rPr>
+                <w:sz w:val="18"/>
+              </w:rPr>
+              <w:t xml:space="preserve"> /</w:t>
+            </w:r>
+            <w:proofErr w:type="gramEnd"/>
+            <w:r>
+              <w:rPr>
+                <w:sz w:val="18"/>
+              </w:rPr>
+              <w:t xml:space="preserve"> </w:t>
             </w:r>
             <w:proofErr w:type="spellStart"/>
             <w:r>
@@ -12967,11 +13749,19 @@
             <w:tcW w:w="4513" w:type="dxa"/>
           </w:tcPr>
           <w:p>
-            <w:r>
-              <w:rPr>
-                <w:sz w:val="18"/>
-              </w:rPr>
-              <w:t xml:space="preserve">Equipment / </w:t>
+            <w:proofErr w:type="gramStart"/>
+            <w:r>
+              <w:rPr>
+                <w:sz w:val="18"/>
+              </w:rPr>
+              <w:t>Equipment /</w:t>
+            </w:r>
+            <w:proofErr w:type="gramEnd"/>
+            <w:r>
+              <w:rPr>
+                <w:sz w:val="18"/>
+              </w:rPr>
+              <w:t xml:space="preserve"> </w:t>
             </w:r>
             <w:proofErr w:type="spellStart"/>
             <w:r>
@@ -13074,7 +13864,21 @@
               <w:rPr>
                 <w:sz w:val="18"/>
               </w:rPr>
-              <w:t xml:space="preserve">Status (Pass / </w:t>
+              <w:t>Status (</w:t>
+            </w:r>
+            <w:proofErr w:type="gramStart"/>
+            <w:r>
+              <w:rPr>
+                <w:sz w:val="18"/>
+              </w:rPr>
+              <w:t>Pass /</w:t>
+            </w:r>
+            <w:proofErr w:type="gramEnd"/>
+            <w:r>
+              <w:rPr>
+                <w:sz w:val="18"/>
+              </w:rPr>
+              <w:t xml:space="preserve"> </w:t>
             </w:r>
             <w:proofErr w:type="spellStart"/>
             <w:r>
@@ -13112,7 +13916,23 @@
           <w:b/>
           <w:lang w:val="en-US"/>
         </w:rPr>
-        <w:t>FUNC-003 - Multi-BESS parallel up to 1 MW</w:t>
+        <w:t xml:space="preserve">FUNC-003 - </w:t>
+      </w:r>
+      <w:proofErr w:type="gramStart"/>
+      <w:r>
+        <w:rPr>
+          <w:b/>
+          <w:lang w:val="en-US"/>
+        </w:rPr>
+        <w:t>Multi-BESS</w:t>
+      </w:r>
+      <w:proofErr w:type="gramEnd"/>
+      <w:r>
+        <w:rPr>
+          <w:b/>
+          <w:lang w:val="en-US"/>
+        </w:rPr>
+        <w:t xml:space="preserve"> parallel up to 1 MW</w:t>
       </w:r>
     </w:p>
     <w:tbl>
@@ -13307,62 +14127,23 @@
                 <w:sz w:val="18"/>
                 <w:lang w:val="en-US"/>
               </w:rPr>
-              <w:t xml:space="preserve">Connect &gt;= 2 cabinets in parallel; verify load sharing and combined output up to 1 MW (8 x 125 kW). </w:t>
-            </w:r>
-            <w:r>
-              <w:rPr>
-                <w:sz w:val="18"/>
-              </w:rPr>
-              <w:t>(</w:t>
-            </w:r>
-            <w:proofErr w:type="spellStart"/>
-            <w:r>
-              <w:rPr>
-                <w:sz w:val="18"/>
-              </w:rPr>
-              <w:t>Assumption</w:t>
-            </w:r>
-            <w:proofErr w:type="spellEnd"/>
-            <w:r>
-              <w:rPr>
-                <w:sz w:val="18"/>
-              </w:rPr>
-              <w:t xml:space="preserve">: test </w:t>
-            </w:r>
-            <w:proofErr w:type="spellStart"/>
-            <w:r>
-              <w:rPr>
-                <w:sz w:val="18"/>
-              </w:rPr>
-              <w:t>with</w:t>
-            </w:r>
-            <w:proofErr w:type="spellEnd"/>
-            <w:r>
-              <w:rPr>
-                <w:sz w:val="18"/>
-              </w:rPr>
-              <w:t xml:space="preserve"> &gt;= 2 units </w:t>
-            </w:r>
-            <w:proofErr w:type="spellStart"/>
-            <w:r>
-              <w:rPr>
-                <w:sz w:val="18"/>
-              </w:rPr>
-              <w:t>if</w:t>
-            </w:r>
-            <w:proofErr w:type="spellEnd"/>
-            <w:r>
-              <w:rPr>
-                <w:sz w:val="18"/>
-              </w:rPr>
-              <w:t xml:space="preserve"> full 1 MW </w:t>
-            </w:r>
-            <w:proofErr w:type="spellStart"/>
-            <w:r>
-              <w:rPr>
-                <w:sz w:val="18"/>
-              </w:rPr>
-              <w:t>not</w:t>
+              <w:t xml:space="preserve">Connect &gt;= 2 cabinets in parallel; verify load sharing and combined output </w:t>
+            </w:r>
+          </w:p>
+        </w:tc>
+      </w:tr>
+      <w:tr>
+        <w:tc>
+          <w:tcPr>
+            <w:tcW w:w="4513" w:type="dxa"/>
+          </w:tcPr>
+          <w:p>
+            <w:proofErr w:type="spellStart"/>
+            <w:r>
+              <w:rPr>
+                <w:sz w:val="18"/>
+              </w:rPr>
+              <w:t>Acceptance</w:t>
             </w:r>
             <w:proofErr w:type="spellEnd"/>
             <w:r>
@@ -13376,32 +14157,65 @@
               <w:rPr>
                 <w:sz w:val="18"/>
               </w:rPr>
-              <w:t>available</w:t>
-            </w:r>
-            <w:proofErr w:type="spellEnd"/>
-            <w:r>
-              <w:rPr>
-                <w:sz w:val="18"/>
-              </w:rPr>
-              <w:t>.)</w:t>
-            </w:r>
-          </w:p>
-        </w:tc>
-      </w:tr>
-      <w:tr>
-        <w:tc>
-          <w:tcPr>
-            <w:tcW w:w="4513" w:type="dxa"/>
-          </w:tcPr>
-          <w:p>
-            <w:proofErr w:type="spellStart"/>
-            <w:r>
-              <w:rPr>
-                <w:sz w:val="18"/>
-              </w:rPr>
-              <w:t>Acceptance</w:t>
-            </w:r>
-            <w:proofErr w:type="spellEnd"/>
+              <w:t>criterion</w:t>
+            </w:r>
+            <w:proofErr w:type="spellEnd"/>
+            <w:r>
+              <w:rPr>
+                <w:sz w:val="18"/>
+              </w:rPr>
+              <w:t xml:space="preserve"> (pass </w:t>
+            </w:r>
+            <w:proofErr w:type="spellStart"/>
+            <w:r>
+              <w:rPr>
+                <w:sz w:val="18"/>
+              </w:rPr>
+              <w:t>condition</w:t>
+            </w:r>
+            <w:proofErr w:type="spellEnd"/>
+            <w:r>
+              <w:rPr>
+                <w:sz w:val="18"/>
+              </w:rPr>
+              <w:t>)</w:t>
+            </w:r>
+          </w:p>
+        </w:tc>
+        <w:tc>
+          <w:tcPr>
+            <w:tcW w:w="4513" w:type="dxa"/>
+          </w:tcPr>
+          <w:p>
+            <w:pPr>
+              <w:rPr>
+                <w:lang w:val="en-US"/>
+              </w:rPr>
+            </w:pPr>
+            <w:r>
+              <w:rPr>
+                <w:sz w:val="18"/>
+                <w:lang w:val="en-US"/>
+              </w:rPr>
+              <w:t>Each unit shares load within +-10% of expected share; combined output reaches command without instability.</w:t>
+            </w:r>
+          </w:p>
+        </w:tc>
+      </w:tr>
+      <w:tr>
+        <w:tc>
+          <w:tcPr>
+            <w:tcW w:w="4513" w:type="dxa"/>
+          </w:tcPr>
+          <w:p>
+            <w:proofErr w:type="gramStart"/>
+            <w:r>
+              <w:rPr>
+                <w:sz w:val="18"/>
+              </w:rPr>
+              <w:t>Equipment /</w:t>
+            </w:r>
+            <w:proofErr w:type="gramEnd"/>
             <w:r>
               <w:rPr>
                 <w:sz w:val="18"/>
@@ -13413,29 +14227,9 @@
               <w:rPr>
                 <w:sz w:val="18"/>
               </w:rPr>
-              <w:t>criterion</w:t>
-            </w:r>
-            <w:proofErr w:type="spellEnd"/>
-            <w:r>
-              <w:rPr>
-                <w:sz w:val="18"/>
-              </w:rPr>
-              <w:t xml:space="preserve"> (pass </w:t>
-            </w:r>
-            <w:proofErr w:type="spellStart"/>
-            <w:r>
-              <w:rPr>
-                <w:sz w:val="18"/>
-              </w:rPr>
-              <w:t>condition</w:t>
-            </w:r>
-            <w:proofErr w:type="spellEnd"/>
-            <w:r>
-              <w:rPr>
-                <w:sz w:val="18"/>
-              </w:rPr>
-              <w:t>)</w:t>
-            </w:r>
+              <w:t>tooling</w:t>
+            </w:r>
+            <w:proofErr w:type="spellEnd"/>
           </w:p>
         </w:tc>
         <w:tc>
@@ -13453,33 +14247,56 @@
                 <w:sz w:val="18"/>
                 <w:lang w:val="en-US"/>
               </w:rPr>
-              <w:t>Each unit shares load within +-10% of expected share; combined output reaches command without instability.</w:t>
-            </w:r>
-          </w:p>
-        </w:tc>
-      </w:tr>
-      <w:tr>
-        <w:tc>
-          <w:tcPr>
-            <w:tcW w:w="4513" w:type="dxa"/>
-          </w:tcPr>
-          <w:p>
-            <w:r>
-              <w:rPr>
-                <w:sz w:val="18"/>
-              </w:rPr>
-              <w:t xml:space="preserve">Equipment / </w:t>
-            </w:r>
-            <w:proofErr w:type="spellStart"/>
-            <w:r>
-              <w:rPr>
-                <w:sz w:val="18"/>
-              </w:rPr>
-              <w:t>tooling</w:t>
-            </w:r>
-            <w:proofErr w:type="spellEnd"/>
-          </w:p>
-        </w:tc>
+              <w:t xml:space="preserve">Power </w:t>
+            </w:r>
+            <w:proofErr w:type="spellStart"/>
+            <w:r>
+              <w:rPr>
+                <w:sz w:val="18"/>
+                <w:lang w:val="en-US"/>
+              </w:rPr>
+              <w:t>analyser</w:t>
+            </w:r>
+            <w:proofErr w:type="spellEnd"/>
+            <w:r>
+              <w:rPr>
+                <w:sz w:val="18"/>
+                <w:lang w:val="en-US"/>
+              </w:rPr>
+              <w:t xml:space="preserve"> per unit, master controller, comms network</w:t>
+            </w:r>
+          </w:p>
+        </w:tc>
+      </w:tr>
+      <w:tr>
+        <w:tc>
+          <w:tcPr>
+            <w:tcW w:w="4513" w:type="dxa"/>
+          </w:tcPr>
+          <w:p>
+            <w:r>
+              <w:rPr>
+                <w:sz w:val="18"/>
+              </w:rPr>
+              <w:t>Test stage</w:t>
+            </w:r>
+          </w:p>
+        </w:tc>
+        <w:tc>
+          <w:tcPr>
+            <w:tcW w:w="4513" w:type="dxa"/>
+          </w:tcPr>
+          <w:p>
+            <w:r>
+              <w:rPr>
+                <w:sz w:val="18"/>
+              </w:rPr>
+              <w:t>TRL 5</w:t>
+            </w:r>
+          </w:p>
+        </w:tc>
+      </w:tr>
+      <w:tr>
         <w:tc>
           <w:tcPr>
             <w:tcW w:w="4513" w:type="dxa"/>
@@ -13495,56 +14312,10 @@
                 <w:sz w:val="18"/>
                 <w:lang w:val="en-US"/>
               </w:rPr>
-              <w:t xml:space="preserve">Power </w:t>
-            </w:r>
-            <w:proofErr w:type="spellStart"/>
-            <w:r>
-              <w:rPr>
-                <w:sz w:val="18"/>
-                <w:lang w:val="en-US"/>
-              </w:rPr>
-              <w:t>analyser</w:t>
-            </w:r>
-            <w:proofErr w:type="spellEnd"/>
-            <w:r>
-              <w:rPr>
-                <w:sz w:val="18"/>
-                <w:lang w:val="en-US"/>
-              </w:rPr>
-              <w:t xml:space="preserve"> per unit, master controller, comms network</w:t>
-            </w:r>
-          </w:p>
-        </w:tc>
-      </w:tr>
-      <w:tr>
-        <w:tc>
-          <w:tcPr>
-            <w:tcW w:w="4513" w:type="dxa"/>
-          </w:tcPr>
-          <w:p>
-            <w:r>
-              <w:rPr>
-                <w:sz w:val="18"/>
-              </w:rPr>
-              <w:t>Test stage</w:t>
-            </w:r>
-          </w:p>
-        </w:tc>
-        <w:tc>
-          <w:tcPr>
-            <w:tcW w:w="4513" w:type="dxa"/>
-          </w:tcPr>
-          <w:p>
-            <w:r>
-              <w:rPr>
-                <w:sz w:val="18"/>
-              </w:rPr>
-              <w:t>TRL 5-6</w:t>
-            </w:r>
-          </w:p>
-        </w:tc>
-      </w:tr>
-      <w:tr>
+              <w:t>Result (fill in during testing)</w:t>
+            </w:r>
+          </w:p>
+        </w:tc>
         <w:tc>
           <w:tcPr>
             <w:tcW w:w="4513" w:type="dxa"/>
@@ -13555,39 +14326,34 @@
                 <w:lang w:val="en-US"/>
               </w:rPr>
             </w:pPr>
-            <w:r>
-              <w:rPr>
-                <w:sz w:val="18"/>
-                <w:lang w:val="en-US"/>
-              </w:rPr>
-              <w:t>Result (fill in during testing)</w:t>
-            </w:r>
-          </w:p>
-        </w:tc>
-        <w:tc>
-          <w:tcPr>
-            <w:tcW w:w="4513" w:type="dxa"/>
-          </w:tcPr>
-          <w:p>
-            <w:pPr>
-              <w:rPr>
-                <w:lang w:val="en-US"/>
-              </w:rPr>
-            </w:pPr>
-          </w:p>
-        </w:tc>
-      </w:tr>
-      <w:tr>
-        <w:tc>
-          <w:tcPr>
-            <w:tcW w:w="4513" w:type="dxa"/>
-          </w:tcPr>
-          <w:p>
-            <w:r>
-              <w:rPr>
-                <w:sz w:val="18"/>
-              </w:rPr>
-              <w:t xml:space="preserve">Status (Pass / </w:t>
+          </w:p>
+        </w:tc>
+      </w:tr>
+      <w:tr>
+        <w:tc>
+          <w:tcPr>
+            <w:tcW w:w="4513" w:type="dxa"/>
+          </w:tcPr>
+          <w:p>
+            <w:r>
+              <w:rPr>
+                <w:sz w:val="18"/>
+              </w:rPr>
+              <w:t>Status (</w:t>
+            </w:r>
+            <w:proofErr w:type="gramStart"/>
+            <w:r>
+              <w:rPr>
+                <w:sz w:val="18"/>
+              </w:rPr>
+              <w:t>Pass /</w:t>
+            </w:r>
+            <w:proofErr w:type="gramEnd"/>
+            <w:r>
+              <w:rPr>
+                <w:sz w:val="18"/>
+              </w:rPr>
+              <w:t xml:space="preserve"> </w:t>
             </w:r>
             <w:proofErr w:type="spellStart"/>
             <w:r>
@@ -13615,25 +14381,31 @@
     </w:tbl>
     <w:p/>
     <w:p>
+      <w:pPr>
+        <w:rPr>
+          <w:b/>
+        </w:rPr>
+      </w:pPr>
       <w:r>
         <w:rPr>
           <w:b/>
         </w:rPr>
-        <w:t xml:space="preserve">FUNC-004 - Peak </w:t>
+        <w:br w:type="page"/>
       </w:r>
-      <w:proofErr w:type="spellStart"/>
+    </w:p>
+    <w:p>
+      <w:pPr>
+        <w:rPr>
+          <w:lang w:val="en-US"/>
+        </w:rPr>
+      </w:pPr>
       <w:r>
         <w:rPr>
           <w:b/>
+          <w:lang w:val="en-US"/>
         </w:rPr>
-        <w:t>shaving</w:t>
-      </w:r>
-      <w:proofErr w:type="spellEnd"/>
-      <w:r>
-        <w:rPr>
-          <w:b/>
-        </w:rPr>
-        <w:t xml:space="preserve"> / load management</w:t>
+        <w:lastRenderedPageBreak/>
+        <w:t>FUNC-004 - Peak shaving / load management</w:t>
       </w:r>
     </w:p>
     <w:tbl>
@@ -13692,7 +14464,6 @@
               <w:rPr>
                 <w:sz w:val="18"/>
               </w:rPr>
-              <w:lastRenderedPageBreak/>
               <w:t>Source</w:t>
             </w:r>
           </w:p>
@@ -13895,11 +14666,19 @@
             <w:tcW w:w="4513" w:type="dxa"/>
           </w:tcPr>
           <w:p>
-            <w:r>
-              <w:rPr>
-                <w:sz w:val="18"/>
-              </w:rPr>
-              <w:t xml:space="preserve">Equipment / </w:t>
+            <w:proofErr w:type="gramStart"/>
+            <w:r>
+              <w:rPr>
+                <w:sz w:val="18"/>
+              </w:rPr>
+              <w:t>Equipment /</w:t>
+            </w:r>
+            <w:proofErr w:type="gramEnd"/>
+            <w:r>
+              <w:rPr>
+                <w:sz w:val="18"/>
+              </w:rPr>
+              <w:t xml:space="preserve"> </w:t>
             </w:r>
             <w:proofErr w:type="spellStart"/>
             <w:r>
@@ -13970,7 +14749,7 @@
               <w:rPr>
                 <w:sz w:val="18"/>
               </w:rPr>
-              <w:t>TRL 5-6</w:t>
+              <w:t>TRL 5</w:t>
             </w:r>
           </w:p>
         </w:tc>
@@ -14018,7 +14797,21 @@
               <w:rPr>
                 <w:sz w:val="18"/>
               </w:rPr>
-              <w:t xml:space="preserve">Status (Pass / </w:t>
+              <w:t>Status (</w:t>
+            </w:r>
+            <w:proofErr w:type="gramStart"/>
+            <w:r>
+              <w:rPr>
+                <w:sz w:val="18"/>
+              </w:rPr>
+              <w:t>Pass /</w:t>
+            </w:r>
+            <w:proofErr w:type="gramEnd"/>
+            <w:r>
+              <w:rPr>
+                <w:sz w:val="18"/>
+              </w:rPr>
+              <w:t xml:space="preserve"> </w:t>
             </w:r>
             <w:proofErr w:type="spellStart"/>
             <w:r>
@@ -14325,11 +15118,19 @@
             <w:tcW w:w="4513" w:type="dxa"/>
           </w:tcPr>
           <w:p>
-            <w:r>
-              <w:rPr>
-                <w:sz w:val="18"/>
-              </w:rPr>
-              <w:t xml:space="preserve">Equipment / </w:t>
+            <w:proofErr w:type="gramStart"/>
+            <w:r>
+              <w:rPr>
+                <w:sz w:val="18"/>
+              </w:rPr>
+              <w:t>Equipment /</w:t>
+            </w:r>
+            <w:proofErr w:type="gramEnd"/>
+            <w:r>
+              <w:rPr>
+                <w:sz w:val="18"/>
+              </w:rPr>
+              <w:t xml:space="preserve"> </w:t>
             </w:r>
             <w:proofErr w:type="spellStart"/>
             <w:r>
@@ -14372,7 +15173,7 @@
                 <w:sz w:val="18"/>
                 <w:lang w:val="en-US"/>
               </w:rPr>
-              <w:t xml:space="preserve"> per unit, programmable load, controller</w:t>
+              <w:t xml:space="preserve"> per unit, load, controller</w:t>
             </w:r>
           </w:p>
         </w:tc>
@@ -14400,7 +15201,7 @@
               <w:rPr>
                 <w:sz w:val="18"/>
               </w:rPr>
-              <w:t>TRL 5-6</w:t>
+              <w:t>TRL 5</w:t>
             </w:r>
           </w:p>
         </w:tc>
@@ -14448,7 +15249,21 @@
               <w:rPr>
                 <w:sz w:val="18"/>
               </w:rPr>
-              <w:t xml:space="preserve">Status (Pass / </w:t>
+              <w:t>Status (</w:t>
+            </w:r>
+            <w:proofErr w:type="gramStart"/>
+            <w:r>
+              <w:rPr>
+                <w:sz w:val="18"/>
+              </w:rPr>
+              <w:t>Pass /</w:t>
+            </w:r>
+            <w:proofErr w:type="gramEnd"/>
+            <w:r>
+              <w:rPr>
+                <w:sz w:val="18"/>
+              </w:rPr>
+              <w:t xml:space="preserve"> </w:t>
             </w:r>
             <w:proofErr w:type="spellStart"/>
             <w:r>
@@ -14483,6 +15298,7 @@
         <w:t xml:space="preserve">FUNC-010 - </w:t>
       </w:r>
       <w:proofErr w:type="spellStart"/>
+      <w:proofErr w:type="gramStart"/>
       <w:r>
         <w:rPr>
           <w:b/>
@@ -14494,7 +15310,14 @@
         <w:rPr>
           <w:b/>
         </w:rPr>
-        <w:t xml:space="preserve"> / </w:t>
+        <w:t xml:space="preserve"> /</w:t>
+      </w:r>
+      <w:proofErr w:type="gramEnd"/>
+      <w:r>
+        <w:rPr>
+          <w:b/>
+        </w:rPr>
+        <w:t xml:space="preserve"> </w:t>
       </w:r>
       <w:proofErr w:type="spellStart"/>
       <w:r>
@@ -14750,22 +15573,60 @@
                 <w:sz w:val="18"/>
                 <w:lang w:val="en-US"/>
               </w:rPr>
-              <w:t>Remaining units take over load within 5 s; system stays operational; alarms raised correctly.</w:t>
-            </w:r>
-          </w:p>
-        </w:tc>
-      </w:tr>
-      <w:tr>
-        <w:tc>
-          <w:tcPr>
-            <w:tcW w:w="4513" w:type="dxa"/>
-          </w:tcPr>
-          <w:p>
-            <w:r>
-              <w:rPr>
-                <w:sz w:val="18"/>
-              </w:rPr>
-              <w:t xml:space="preserve">Equipment / </w:t>
+              <w:t xml:space="preserve">Remaining units take </w:t>
+            </w:r>
+            <w:proofErr w:type="gramStart"/>
+            <w:r>
+              <w:rPr>
+                <w:sz w:val="18"/>
+                <w:lang w:val="en-US"/>
+              </w:rPr>
+              <w:t>over load</w:t>
+            </w:r>
+            <w:proofErr w:type="gramEnd"/>
+            <w:r>
+              <w:rPr>
+                <w:sz w:val="18"/>
+                <w:lang w:val="en-US"/>
+              </w:rPr>
+              <w:t xml:space="preserve"> within </w:t>
+            </w:r>
+            <w:r>
+              <w:rPr>
+                <w:sz w:val="18"/>
+                <w:lang w:val="en-US"/>
+              </w:rPr>
+              <w:t>10</w:t>
+            </w:r>
+            <w:r>
+              <w:rPr>
+                <w:sz w:val="18"/>
+                <w:lang w:val="en-US"/>
+              </w:rPr>
+              <w:t xml:space="preserve"> s; system stays operational; alarms raised correctly.</w:t>
+            </w:r>
+          </w:p>
+        </w:tc>
+      </w:tr>
+      <w:tr>
+        <w:tc>
+          <w:tcPr>
+            <w:tcW w:w="4513" w:type="dxa"/>
+          </w:tcPr>
+          <w:p>
+            <w:proofErr w:type="gramStart"/>
+            <w:r>
+              <w:rPr>
+                <w:sz w:val="18"/>
+              </w:rPr>
+              <w:t>Equipment /</w:t>
+            </w:r>
+            <w:proofErr w:type="gramEnd"/>
+            <w:r>
+              <w:rPr>
+                <w:sz w:val="18"/>
+              </w:rPr>
+              <w:t xml:space="preserve"> </w:t>
             </w:r>
             <w:proofErr w:type="spellStart"/>
             <w:r>
@@ -14822,7 +15683,7 @@
               <w:rPr>
                 <w:sz w:val="18"/>
               </w:rPr>
-              <w:t>TRL 5-6</w:t>
+              <w:t>TRL 5</w:t>
             </w:r>
           </w:p>
         </w:tc>
@@ -14870,7 +15731,21 @@
               <w:rPr>
                 <w:sz w:val="18"/>
               </w:rPr>
-              <w:t xml:space="preserve">Status (Pass / </w:t>
+              <w:t>Status (</w:t>
+            </w:r>
+            <w:proofErr w:type="gramStart"/>
+            <w:r>
+              <w:rPr>
+                <w:sz w:val="18"/>
+              </w:rPr>
+              <w:t>Pass /</w:t>
+            </w:r>
+            <w:proofErr w:type="gramEnd"/>
+            <w:r>
+              <w:rPr>
+                <w:sz w:val="18"/>
+              </w:rPr>
+              <w:t xml:space="preserve"> </w:t>
             </w:r>
             <w:proofErr w:type="spellStart"/>
             <w:r>
@@ -14898,25 +15773,31 @@
     </w:tbl>
     <w:p/>
     <w:p>
+      <w:pPr>
+        <w:rPr>
+          <w:b/>
+        </w:rPr>
+      </w:pPr>
       <w:r>
         <w:rPr>
           <w:b/>
         </w:rPr>
-        <w:t xml:space="preserve">THERM-001 - Operating temp -20 </w:t>
+        <w:br w:type="page"/>
       </w:r>
-      <w:proofErr w:type="spellStart"/>
+    </w:p>
+    <w:p>
+      <w:pPr>
+        <w:rPr>
+          <w:lang w:val="en-US"/>
+        </w:rPr>
+      </w:pPr>
       <w:r>
         <w:rPr>
           <w:b/>
+          <w:lang w:val="en-US"/>
         </w:rPr>
-        <w:t>to</w:t>
-      </w:r>
-      <w:proofErr w:type="spellEnd"/>
-      <w:r>
-        <w:rPr>
-          <w:b/>
-        </w:rPr>
-        <w:t xml:space="preserve"> +55 C</w:t>
+        <w:lastRenderedPageBreak/>
+        <w:t>THERM-001 - Operating temp -20 to +55 C</w:t>
       </w:r>
     </w:p>
     <w:tbl>
@@ -15034,11 +15915,19 @@
             <w:tcW w:w="4513" w:type="dxa"/>
           </w:tcPr>
           <w:p>
-            <w:r>
-              <w:rPr>
-                <w:sz w:val="18"/>
-              </w:rPr>
-              <w:t>T / A</w:t>
+            <w:proofErr w:type="gramStart"/>
+            <w:r>
+              <w:rPr>
+                <w:sz w:val="18"/>
+              </w:rPr>
+              <w:t>T /</w:t>
+            </w:r>
+            <w:proofErr w:type="gramEnd"/>
+            <w:r>
+              <w:rPr>
+                <w:sz w:val="18"/>
+              </w:rPr>
+              <w:t xml:space="preserve"> A</w:t>
             </w:r>
           </w:p>
         </w:tc>
@@ -15086,15 +15975,7 @@
                 <w:sz w:val="18"/>
                 <w:lang w:val="en-US"/>
               </w:rPr>
-              <w:t xml:space="preserve">If a climate chamber is available, test start-up at -20 C and continuous operation at +55 C; otherwise verify via </w:t>
-            </w:r>
-            <w:r>
-              <w:rPr>
-                <w:sz w:val="18"/>
-                <w:lang w:val="en-US"/>
-              </w:rPr>
-              <w:lastRenderedPageBreak/>
-              <w:t>manufacturer thermal data and cooling-design analysis.</w:t>
+              <w:t>verify via manufacturer thermal data and cooling-design analysis.</w:t>
             </w:r>
           </w:p>
         </w:tc>
@@ -15164,22 +16045,30 @@
                 <w:sz w:val="18"/>
                 <w:lang w:val="en-US"/>
               </w:rPr>
-              <w:t>Starts at -20 C; operates continuously at +55 C without derating beyond spec; no thermal shutdowns.</w:t>
-            </w:r>
-          </w:p>
-        </w:tc>
-      </w:tr>
-      <w:tr>
-        <w:tc>
-          <w:tcPr>
-            <w:tcW w:w="4513" w:type="dxa"/>
-          </w:tcPr>
-          <w:p>
-            <w:r>
-              <w:rPr>
-                <w:sz w:val="18"/>
-              </w:rPr>
-              <w:t xml:space="preserve">Equipment / </w:t>
+              <w:t xml:space="preserve">Keeps working as intended at temperatures below 55 and above -20. </w:t>
+            </w:r>
+          </w:p>
+        </w:tc>
+      </w:tr>
+      <w:tr>
+        <w:tc>
+          <w:tcPr>
+            <w:tcW w:w="4513" w:type="dxa"/>
+          </w:tcPr>
+          <w:p>
+            <w:proofErr w:type="gramStart"/>
+            <w:r>
+              <w:rPr>
+                <w:sz w:val="18"/>
+              </w:rPr>
+              <w:t>Equipment /</w:t>
+            </w:r>
+            <w:proofErr w:type="gramEnd"/>
+            <w:r>
+              <w:rPr>
+                <w:sz w:val="18"/>
+              </w:rPr>
+              <w:t xml:space="preserve"> </w:t>
             </w:r>
             <w:proofErr w:type="spellStart"/>
             <w:r>
@@ -15206,7 +16095,7 @@
                 <w:sz w:val="18"/>
                 <w:lang w:val="en-US"/>
               </w:rPr>
-              <w:t>Climate chamber (-20 to +55 C), thermal camera, data logger; or thermal datasheet</w:t>
+              <w:t>thermal camera, data logger; or thermal datasheet</w:t>
             </w:r>
           </w:p>
         </w:tc>
@@ -15234,7 +16123,7 @@
               <w:rPr>
                 <w:sz w:val="18"/>
               </w:rPr>
-              <w:t>TRL 5-6</w:t>
+              <w:t>TRL 5</w:t>
             </w:r>
           </w:p>
         </w:tc>
@@ -15282,7 +16171,21 @@
               <w:rPr>
                 <w:sz w:val="18"/>
               </w:rPr>
-              <w:t xml:space="preserve">Status (Pass / </w:t>
+              <w:t>Status (</w:t>
+            </w:r>
+            <w:proofErr w:type="gramStart"/>
+            <w:r>
+              <w:rPr>
+                <w:sz w:val="18"/>
+              </w:rPr>
+              <w:t>Pass /</w:t>
+            </w:r>
+            <w:proofErr w:type="gramEnd"/>
+            <w:r>
+              <w:rPr>
+                <w:sz w:val="18"/>
+              </w:rPr>
+              <w:t xml:space="preserve"> </w:t>
             </w:r>
             <w:proofErr w:type="spellStart"/>
             <w:r>
@@ -15587,11 +16490,19 @@
             <w:tcW w:w="4513" w:type="dxa"/>
           </w:tcPr>
           <w:p>
-            <w:r>
-              <w:rPr>
-                <w:sz w:val="18"/>
-              </w:rPr>
-              <w:t xml:space="preserve">Equipment / </w:t>
+            <w:proofErr w:type="gramStart"/>
+            <w:r>
+              <w:rPr>
+                <w:sz w:val="18"/>
+              </w:rPr>
+              <w:t>Equipment /</w:t>
+            </w:r>
+            <w:proofErr w:type="gramEnd"/>
+            <w:r>
+              <w:rPr>
+                <w:sz w:val="18"/>
+              </w:rPr>
+              <w:t xml:space="preserve"> </w:t>
             </w:r>
             <w:proofErr w:type="spellStart"/>
             <w:r>
@@ -15618,7 +16529,7 @@
                 <w:sz w:val="18"/>
                 <w:lang w:val="en-US"/>
               </w:rPr>
-              <w:t>Calibrated sound level meter (Class 1/2 per IEC 61672)</w:t>
+              <w:t xml:space="preserve">Calibrated sound level meter </w:t>
             </w:r>
           </w:p>
         </w:tc>
@@ -15646,7 +16557,7 @@
               <w:rPr>
                 <w:sz w:val="18"/>
               </w:rPr>
-              <w:t>TRL 5-6</w:t>
+              <w:t>TRL 5</w:t>
             </w:r>
           </w:p>
         </w:tc>
@@ -15694,7 +16605,21 @@
               <w:rPr>
                 <w:sz w:val="18"/>
               </w:rPr>
-              <w:t xml:space="preserve">Status (Pass / </w:t>
+              <w:t>Status (</w:t>
+            </w:r>
+            <w:proofErr w:type="gramStart"/>
+            <w:r>
+              <w:rPr>
+                <w:sz w:val="18"/>
+              </w:rPr>
+              <w:t>Pass /</w:t>
+            </w:r>
+            <w:proofErr w:type="gramEnd"/>
+            <w:r>
+              <w:rPr>
+                <w:sz w:val="18"/>
+              </w:rPr>
+              <w:t xml:space="preserve"> </w:t>
             </w:r>
             <w:proofErr w:type="spellStart"/>
             <w:r>
@@ -15918,7 +16843,14 @@
                 <w:sz w:val="18"/>
                 <w:lang w:val="en-US"/>
               </w:rPr>
-              <w:t xml:space="preserve">Inject an overcurrent condition (load bank or simulated fault) and verify protection trips within the specified time. (Assumption: &lt;= 100 </w:t>
+              <w:t xml:space="preserve">Inject an overcurrent condition (load bank or simulated fault) and verify protection trips within the specified time. </w:t>
+            </w:r>
+            <w:r>
+              <w:rPr>
+                <w:sz w:val="18"/>
+                <w:lang w:val="en-US"/>
+              </w:rPr>
+              <w:t xml:space="preserve">&lt;= 100 </w:t>
             </w:r>
             <w:proofErr w:type="spellStart"/>
             <w:r>
@@ -15929,13 +16861,6 @@
               <w:t>ms</w:t>
             </w:r>
             <w:proofErr w:type="spellEnd"/>
-            <w:r>
-              <w:rPr>
-                <w:sz w:val="18"/>
-                <w:lang w:val="en-US"/>
-              </w:rPr>
-              <w:t xml:space="preserve"> for AC short circuit; confirm setpoints from the protection study.)</w:t>
-            </w:r>
           </w:p>
         </w:tc>
       </w:tr>
@@ -16031,11 +16956,19 @@
             <w:tcW w:w="4513" w:type="dxa"/>
           </w:tcPr>
           <w:p>
-            <w:r>
-              <w:rPr>
-                <w:sz w:val="18"/>
-              </w:rPr>
-              <w:t xml:space="preserve">Equipment / </w:t>
+            <w:proofErr w:type="gramStart"/>
+            <w:r>
+              <w:rPr>
+                <w:sz w:val="18"/>
+              </w:rPr>
+              <w:t>Equipment /</w:t>
+            </w:r>
+            <w:proofErr w:type="gramEnd"/>
+            <w:r>
+              <w:rPr>
+                <w:sz w:val="18"/>
+              </w:rPr>
+              <w:t xml:space="preserve"> </w:t>
             </w:r>
             <w:proofErr w:type="spellStart"/>
             <w:r>
@@ -16138,7 +17071,21 @@
               <w:rPr>
                 <w:sz w:val="18"/>
               </w:rPr>
-              <w:t xml:space="preserve">Status (Pass / </w:t>
+              <w:t>Status (</w:t>
+            </w:r>
+            <w:proofErr w:type="gramStart"/>
+            <w:r>
+              <w:rPr>
+                <w:sz w:val="18"/>
+              </w:rPr>
+              <w:t>Pass /</w:t>
+            </w:r>
+            <w:proofErr w:type="gramEnd"/>
+            <w:r>
+              <w:rPr>
+                <w:sz w:val="18"/>
+              </w:rPr>
+              <w:t xml:space="preserve"> </w:t>
             </w:r>
             <w:proofErr w:type="spellStart"/>
             <w:r>
@@ -16165,11 +17112,25 @@
       </w:tr>
     </w:tbl>
     <w:p/>
+    <w:p>
+      <w:pPr>
+        <w:rPr>
+          <w:b/>
+        </w:rPr>
+      </w:pPr>
+      <w:r>
+        <w:rPr>
+          <w:b/>
+        </w:rPr>
+        <w:br w:type="page"/>
+      </w:r>
+    </w:p>
     <w:p>
       <w:r>
         <w:rPr>
           <w:b/>
         </w:rPr>
+        <w:lastRenderedPageBreak/>
         <w:t xml:space="preserve">SAFE-004 - </w:t>
       </w:r>
       <w:proofErr w:type="spellStart"/>
@@ -16260,11 +17221,19 @@
             <w:tcW w:w="4513" w:type="dxa"/>
           </w:tcPr>
           <w:p>
-            <w:r>
-              <w:rPr>
-                <w:sz w:val="18"/>
-              </w:rPr>
-              <w:t xml:space="preserve">Project plan (Risk - </w:t>
+            <w:proofErr w:type="gramStart"/>
+            <w:r>
+              <w:rPr>
+                <w:sz w:val="18"/>
+              </w:rPr>
+              <w:t>Project plan</w:t>
+            </w:r>
+            <w:proofErr w:type="gramEnd"/>
+            <w:r>
+              <w:rPr>
+                <w:sz w:val="18"/>
+              </w:rPr>
+              <w:t xml:space="preserve"> (Risk - </w:t>
             </w:r>
             <w:proofErr w:type="spellStart"/>
             <w:r>
@@ -16374,55 +17343,34 @@
             <w:tcW w:w="4513" w:type="dxa"/>
           </w:tcPr>
           <w:p>
-            <w:r>
-              <w:rPr>
-                <w:sz w:val="18"/>
-                <w:lang w:val="en-US"/>
-              </w:rPr>
-              <w:t xml:space="preserve">Apply an overvoltage condition above the defined threshold and verify protection trips within the </w:t>
-            </w:r>
-            <w:r>
-              <w:rPr>
-                <w:sz w:val="18"/>
-                <w:lang w:val="en-US"/>
-              </w:rPr>
-              <w:lastRenderedPageBreak/>
-              <w:t xml:space="preserve">specified time. </w:t>
-            </w:r>
-            <w:r>
-              <w:rPr>
-                <w:sz w:val="18"/>
-              </w:rPr>
-              <w:t>(</w:t>
-            </w:r>
-            <w:proofErr w:type="spellStart"/>
-            <w:r>
-              <w:rPr>
-                <w:sz w:val="18"/>
-              </w:rPr>
-              <w:t>Assumption</w:t>
-            </w:r>
-            <w:proofErr w:type="spellEnd"/>
-            <w:r>
-              <w:rPr>
-                <w:sz w:val="18"/>
-              </w:rPr>
-              <w:t xml:space="preserve">: AC trip at 115% </w:t>
-            </w:r>
-            <w:proofErr w:type="spellStart"/>
-            <w:r>
-              <w:rPr>
-                <w:sz w:val="18"/>
-              </w:rPr>
-              <w:t>rated</w:t>
-            </w:r>
-            <w:proofErr w:type="spellEnd"/>
-            <w:r>
-              <w:rPr>
-                <w:sz w:val="18"/>
-              </w:rPr>
-              <w:t>; DC trip at 936 V.)</w:t>
-            </w:r>
+            <w:pPr>
+              <w:rPr>
+                <w:lang w:val="en-US"/>
+              </w:rPr>
+            </w:pPr>
+            <w:r>
+              <w:rPr>
+                <w:sz w:val="18"/>
+                <w:lang w:val="en-US"/>
+              </w:rPr>
+              <w:t>Apply an overvoltage condition above the defined threshold and verify protection trips within the specified time</w:t>
+            </w:r>
+            <w:r>
+              <w:rPr>
+                <w:sz w:val="18"/>
+                <w:lang w:val="en-US"/>
+              </w:rPr>
+              <w:t xml:space="preserve"> &lt;= 100 </w:t>
+            </w:r>
+            <w:proofErr w:type="spellStart"/>
+            <w:r>
+              <w:rPr>
+                <w:sz w:val="18"/>
+                <w:lang w:val="en-US"/>
+              </w:rPr>
+              <w:t>ms.</w:t>
+            </w:r>
+            <w:proofErr w:type="spellEnd"/>
           </w:p>
         </w:tc>
       </w:tr>
@@ -16502,11 +17450,19 @@
             <w:tcW w:w="4513" w:type="dxa"/>
           </w:tcPr>
           <w:p>
-            <w:r>
-              <w:rPr>
-                <w:sz w:val="18"/>
-              </w:rPr>
-              <w:t xml:space="preserve">Equipment / </w:t>
+            <w:proofErr w:type="gramStart"/>
+            <w:r>
+              <w:rPr>
+                <w:sz w:val="18"/>
+              </w:rPr>
+              <w:t>Equipment /</w:t>
+            </w:r>
+            <w:proofErr w:type="gramEnd"/>
+            <w:r>
+              <w:rPr>
+                <w:sz w:val="18"/>
+              </w:rPr>
+              <w:t xml:space="preserve"> </w:t>
             </w:r>
             <w:proofErr w:type="spellStart"/>
             <w:r>
@@ -16609,7 +17565,21 @@
               <w:rPr>
                 <w:sz w:val="18"/>
               </w:rPr>
-              <w:t xml:space="preserve">Status (Pass / </w:t>
+              <w:t>Status (</w:t>
+            </w:r>
+            <w:proofErr w:type="gramStart"/>
+            <w:r>
+              <w:rPr>
+                <w:sz w:val="18"/>
+              </w:rPr>
+              <w:t>Pass /</w:t>
+            </w:r>
+            <w:proofErr w:type="gramEnd"/>
+            <w:r>
+              <w:rPr>
+                <w:sz w:val="18"/>
+              </w:rPr>
+              <w:t xml:space="preserve"> </w:t>
             </w:r>
             <w:proofErr w:type="spellStart"/>
             <w:r>
@@ -16759,11 +17729,19 @@
             <w:tcW w:w="4513" w:type="dxa"/>
           </w:tcPr>
           <w:p>
-            <w:r>
-              <w:rPr>
-                <w:sz w:val="18"/>
-              </w:rPr>
-              <w:t>T / D</w:t>
+            <w:proofErr w:type="gramStart"/>
+            <w:r>
+              <w:rPr>
+                <w:sz w:val="18"/>
+              </w:rPr>
+              <w:t>T /</w:t>
+            </w:r>
+            <w:proofErr w:type="gramEnd"/>
+            <w:r>
+              <w:rPr>
+                <w:sz w:val="18"/>
+              </w:rPr>
+              <w:t xml:space="preserve"> D</w:t>
             </w:r>
           </w:p>
         </w:tc>
@@ -16881,22 +17859,60 @@
                 <w:sz w:val="18"/>
                 <w:lang w:val="en-US"/>
               </w:rPr>
-              <w:t>Correct safe state for each fault within the specified time; no uncontrolled energy release; alarms correct.</w:t>
-            </w:r>
-          </w:p>
-        </w:tc>
-      </w:tr>
-      <w:tr>
-        <w:tc>
-          <w:tcPr>
-            <w:tcW w:w="4513" w:type="dxa"/>
-          </w:tcPr>
-          <w:p>
-            <w:r>
-              <w:rPr>
-                <w:sz w:val="18"/>
-              </w:rPr>
-              <w:t xml:space="preserve">Equipment / </w:t>
+              <w:t>Correct safe state for each fault within the specified time;</w:t>
+            </w:r>
+            <w:r>
+              <w:rPr>
+                <w:sz w:val="18"/>
+                <w:lang w:val="en-US"/>
+              </w:rPr>
+              <w:t xml:space="preserve"> &lt;10 </w:t>
+            </w:r>
+            <w:proofErr w:type="gramStart"/>
+            <w:r>
+              <w:rPr>
+                <w:sz w:val="18"/>
+                <w:lang w:val="en-US"/>
+              </w:rPr>
+              <w:t xml:space="preserve">s </w:t>
+            </w:r>
+            <w:r>
+              <w:rPr>
+                <w:sz w:val="18"/>
+                <w:lang w:val="en-US"/>
+              </w:rPr>
+              <w:t xml:space="preserve"> no</w:t>
+            </w:r>
+            <w:proofErr w:type="gramEnd"/>
+            <w:r>
+              <w:rPr>
+                <w:sz w:val="18"/>
+                <w:lang w:val="en-US"/>
+              </w:rPr>
+              <w:t xml:space="preserve"> uncontrolled energy release; alarms correct.</w:t>
+            </w:r>
+          </w:p>
+        </w:tc>
+      </w:tr>
+      <w:tr>
+        <w:tc>
+          <w:tcPr>
+            <w:tcW w:w="4513" w:type="dxa"/>
+          </w:tcPr>
+          <w:p>
+            <w:proofErr w:type="gramStart"/>
+            <w:r>
+              <w:rPr>
+                <w:sz w:val="18"/>
+              </w:rPr>
+              <w:t>Equipment /</w:t>
+            </w:r>
+            <w:proofErr w:type="gramEnd"/>
+            <w:r>
+              <w:rPr>
+                <w:sz w:val="18"/>
+              </w:rPr>
+              <w:t xml:space="preserve"> </w:t>
             </w:r>
             <w:proofErr w:type="spellStart"/>
             <w:r>
@@ -16960,7 +17976,7 @@
               <w:rPr>
                 <w:sz w:val="18"/>
               </w:rPr>
-              <w:t>TRL 5-6</w:t>
+              <w:t>TRL 5</w:t>
             </w:r>
           </w:p>
         </w:tc>
@@ -17008,7 +18024,21 @@
               <w:rPr>
                 <w:sz w:val="18"/>
               </w:rPr>
-              <w:t xml:space="preserve">Status (Pass / </w:t>
+              <w:t>Status (</w:t>
+            </w:r>
+            <w:proofErr w:type="gramStart"/>
+            <w:r>
+              <w:rPr>
+                <w:sz w:val="18"/>
+              </w:rPr>
+              <w:t>Pass /</w:t>
+            </w:r>
+            <w:proofErr w:type="gramEnd"/>
+            <w:r>
+              <w:rPr>
+                <w:sz w:val="18"/>
+              </w:rPr>
+              <w:t xml:space="preserve"> </w:t>
             </w:r>
             <w:proofErr w:type="spellStart"/>
             <w:r>
@@ -17212,11 +18242,19 @@
             <w:tcW w:w="4513" w:type="dxa"/>
           </w:tcPr>
           <w:p>
-            <w:r>
-              <w:rPr>
-                <w:sz w:val="18"/>
-              </w:rPr>
-              <w:t>I / T</w:t>
+            <w:proofErr w:type="gramStart"/>
+            <w:r>
+              <w:rPr>
+                <w:sz w:val="18"/>
+              </w:rPr>
+              <w:t>I /</w:t>
+            </w:r>
+            <w:proofErr w:type="gramEnd"/>
+            <w:r>
+              <w:rPr>
+                <w:sz w:val="18"/>
+              </w:rPr>
+              <w:t xml:space="preserve"> T</w:t>
             </w:r>
           </w:p>
         </w:tc>
@@ -17264,7 +18302,7 @@
                 <w:sz w:val="18"/>
                 <w:lang w:val="en-US"/>
               </w:rPr>
-              <w:t>Inspect seals/enclosure and verify the IP54 certificate. If independent testing is required, perform IP5X dust + IPX4 water splash per IEC 60529.</w:t>
+              <w:t xml:space="preserve">Inspect seals/enclosure and verify the IP54 certificate. </w:t>
             </w:r>
           </w:p>
         </w:tc>
@@ -17334,22 +18372,30 @@
                 <w:sz w:val="18"/>
                 <w:lang w:val="en-US"/>
               </w:rPr>
-              <w:t>IP54 confirmed by certificate, or independently tested to IEC 60529 IP54.</w:t>
-            </w:r>
-          </w:p>
-        </w:tc>
-      </w:tr>
-      <w:tr>
-        <w:tc>
-          <w:tcPr>
-            <w:tcW w:w="4513" w:type="dxa"/>
-          </w:tcPr>
-          <w:p>
-            <w:r>
-              <w:rPr>
-                <w:sz w:val="18"/>
-              </w:rPr>
-              <w:t xml:space="preserve">Equipment / </w:t>
+              <w:t>IP54 confirmed by certificate</w:t>
+            </w:r>
+          </w:p>
+        </w:tc>
+      </w:tr>
+      <w:tr>
+        <w:tc>
+          <w:tcPr>
+            <w:tcW w:w="4513" w:type="dxa"/>
+          </w:tcPr>
+          <w:p>
+            <w:proofErr w:type="gramStart"/>
+            <w:r>
+              <w:rPr>
+                <w:sz w:val="18"/>
+              </w:rPr>
+              <w:t>Equipment /</w:t>
+            </w:r>
+            <w:proofErr w:type="gramEnd"/>
+            <w:r>
+              <w:rPr>
+                <w:sz w:val="18"/>
+              </w:rPr>
+              <w:t xml:space="preserve"> </w:t>
             </w:r>
             <w:proofErr w:type="spellStart"/>
             <w:r>
@@ -17376,7 +18422,7 @@
                 <w:sz w:val="18"/>
                 <w:lang w:val="en-US"/>
               </w:rPr>
-              <w:t>IP54 certificate, IEC 60529 test setup (if independent test needed)</w:t>
+              <w:t>IP54 certificate</w:t>
             </w:r>
           </w:p>
         </w:tc>
@@ -17452,7 +18498,21 @@
               <w:rPr>
                 <w:sz w:val="18"/>
               </w:rPr>
-              <w:t xml:space="preserve">Status (Pass / </w:t>
+              <w:t>Status (</w:t>
+            </w:r>
+            <w:proofErr w:type="gramStart"/>
+            <w:r>
+              <w:rPr>
+                <w:sz w:val="18"/>
+              </w:rPr>
+              <w:t>Pass /</w:t>
+            </w:r>
+            <w:proofErr w:type="gramEnd"/>
+            <w:r>
+              <w:rPr>
+                <w:sz w:val="18"/>
+              </w:rPr>
+              <w:t xml:space="preserve"> </w:t>
             </w:r>
             <w:proofErr w:type="spellStart"/>
             <w:r>
@@ -17618,11 +18678,19 @@
             <w:tcW w:w="4513" w:type="dxa"/>
           </w:tcPr>
           <w:p>
-            <w:r>
-              <w:rPr>
-                <w:sz w:val="18"/>
-              </w:rPr>
-              <w:t>I / D</w:t>
+            <w:proofErr w:type="gramStart"/>
+            <w:r>
+              <w:rPr>
+                <w:sz w:val="18"/>
+              </w:rPr>
+              <w:t>I /</w:t>
+            </w:r>
+            <w:proofErr w:type="gramEnd"/>
+            <w:r>
+              <w:rPr>
+                <w:sz w:val="18"/>
+              </w:rPr>
+              <w:t xml:space="preserve"> D</w:t>
             </w:r>
           </w:p>
         </w:tc>
@@ -17670,7 +18738,30 @@
                 <w:sz w:val="18"/>
                 <w:lang w:val="en-US"/>
               </w:rPr>
-              <w:t>Inspect aerosol units for correct installation, expiry date and activation wiring; functional-test the activation signal (without triggering aerosol).</w:t>
+              <w:t xml:space="preserve">Inspect aerosol units for correct installation, expiry date and activation wiring; </w:t>
+            </w:r>
+            <w:proofErr w:type="gramStart"/>
+            <w:r>
+              <w:rPr>
+                <w:sz w:val="18"/>
+                <w:lang w:val="en-US"/>
+              </w:rPr>
+              <w:t>functional-test</w:t>
+            </w:r>
+            <w:proofErr w:type="gramEnd"/>
+            <w:r>
+              <w:rPr>
+                <w:sz w:val="18"/>
+                <w:lang w:val="en-US"/>
+              </w:rPr>
+              <w:t xml:space="preserve"> the activation signal</w:t>
+            </w:r>
+            <w:r>
+              <w:rPr>
+                <w:sz w:val="18"/>
+                <w:lang w:val="en-US"/>
+              </w:rPr>
+              <w:t>.</w:t>
             </w:r>
           </w:p>
         </w:tc>
@@ -17751,11 +18842,19 @@
             <w:tcW w:w="4513" w:type="dxa"/>
           </w:tcPr>
           <w:p>
-            <w:r>
-              <w:rPr>
-                <w:sz w:val="18"/>
-              </w:rPr>
-              <w:t xml:space="preserve">Equipment / </w:t>
+            <w:proofErr w:type="gramStart"/>
+            <w:r>
+              <w:rPr>
+                <w:sz w:val="18"/>
+              </w:rPr>
+              <w:t>Equipment /</w:t>
+            </w:r>
+            <w:proofErr w:type="gramEnd"/>
+            <w:r>
+              <w:rPr>
+                <w:sz w:val="18"/>
+              </w:rPr>
+              <w:t xml:space="preserve"> </w:t>
             </w:r>
             <w:proofErr w:type="spellStart"/>
             <w:r>
@@ -17858,7 +18957,21 @@
               <w:rPr>
                 <w:sz w:val="18"/>
               </w:rPr>
-              <w:t xml:space="preserve">Status (Pass / </w:t>
+              <w:t>Status (</w:t>
+            </w:r>
+            <w:proofErr w:type="gramStart"/>
+            <w:r>
+              <w:rPr>
+                <w:sz w:val="18"/>
+              </w:rPr>
+              <w:t>Pass /</w:t>
+            </w:r>
+            <w:proofErr w:type="gramEnd"/>
+            <w:r>
+              <w:rPr>
+                <w:sz w:val="18"/>
+              </w:rPr>
+              <w:t xml:space="preserve"> </w:t>
             </w:r>
             <w:proofErr w:type="spellStart"/>
             <w:r>
@@ -18039,11 +19152,19 @@
             <w:tcW w:w="4513" w:type="dxa"/>
           </w:tcPr>
           <w:p>
-            <w:r>
-              <w:rPr>
-                <w:sz w:val="18"/>
-              </w:rPr>
-              <w:t>D / T</w:t>
+            <w:proofErr w:type="gramStart"/>
+            <w:r>
+              <w:rPr>
+                <w:sz w:val="18"/>
+              </w:rPr>
+              <w:t>D /</w:t>
+            </w:r>
+            <w:proofErr w:type="gramEnd"/>
+            <w:r>
+              <w:rPr>
+                <w:sz w:val="18"/>
+              </w:rPr>
+              <w:t xml:space="preserve"> T</w:t>
             </w:r>
           </w:p>
         </w:tc>
@@ -18091,7 +19212,7 @@
                 <w:sz w:val="18"/>
                 <w:lang w:val="en-US"/>
               </w:rPr>
-              <w:t>Connect a PV simulator/array, issue a curtailment command, measure PV power before and after.</w:t>
+              <w:t>Connect a PV simulator, issue a curtailment command, measure PV power before and after.</w:t>
             </w:r>
           </w:p>
         </w:tc>
@@ -18188,11 +19309,19 @@
             <w:tcW w:w="4513" w:type="dxa"/>
           </w:tcPr>
           <w:p>
-            <w:r>
-              <w:rPr>
-                <w:sz w:val="18"/>
-              </w:rPr>
-              <w:t xml:space="preserve">Equipment / </w:t>
+            <w:proofErr w:type="gramStart"/>
+            <w:r>
+              <w:rPr>
+                <w:sz w:val="18"/>
+              </w:rPr>
+              <w:t>Equipment /</w:t>
+            </w:r>
+            <w:proofErr w:type="gramEnd"/>
+            <w:r>
+              <w:rPr>
+                <w:sz w:val="18"/>
+              </w:rPr>
+              <w:t xml:space="preserve"> </w:t>
             </w:r>
             <w:proofErr w:type="spellStart"/>
             <w:r>
@@ -18219,7 +19348,7 @@
                 <w:sz w:val="18"/>
                 <w:lang w:val="en-US"/>
               </w:rPr>
-              <w:t>PV simulator or array with power measurement, controller interface</w:t>
+              <w:t>PV simulator with power measurement, controller interface</w:t>
             </w:r>
           </w:p>
         </w:tc>
@@ -18295,8 +19424,21 @@
               <w:rPr>
                 <w:sz w:val="18"/>
               </w:rPr>
-              <w:lastRenderedPageBreak/>
-              <w:t xml:space="preserve">Status (Pass / </w:t>
+              <w:t>Status (</w:t>
+            </w:r>
+            <w:proofErr w:type="gramStart"/>
+            <w:r>
+              <w:rPr>
+                <w:sz w:val="18"/>
+              </w:rPr>
+              <w:t>Pass /</w:t>
+            </w:r>
+            <w:proofErr w:type="gramEnd"/>
+            <w:r>
+              <w:rPr>
+                <w:sz w:val="18"/>
+              </w:rPr>
+              <w:t xml:space="preserve"> </w:t>
             </w:r>
             <w:proofErr w:type="spellStart"/>
             <w:r>
@@ -18323,6 +19465,21 @@
       </w:tr>
     </w:tbl>
     <w:p/>
+    <w:p>
+      <w:pPr>
+        <w:rPr>
+          <w:b/>
+          <w:lang w:val="en-US"/>
+        </w:rPr>
+      </w:pPr>
+      <w:r>
+        <w:rPr>
+          <w:b/>
+          <w:lang w:val="en-US"/>
+        </w:rPr>
+        <w:br w:type="page"/>
+      </w:r>
+    </w:p>
     <w:p>
       <w:pPr>
         <w:rPr>
@@ -18334,6 +19491,7 @@
           <w:b/>
           <w:lang w:val="en-US"/>
         </w:rPr>
+        <w:lastRenderedPageBreak/>
         <w:t>FUNC-006 - Generator control (fixed power)</w:t>
       </w:r>
     </w:p>
@@ -18506,7 +19664,23 @@
                 <w:sz w:val="18"/>
                 <w:lang w:val="en-US"/>
               </w:rPr>
-              <w:t>Connect a generator/simulator; verify the system accepts fixed generator power and adjusts BESS to compensate load variation.</w:t>
+              <w:t xml:space="preserve">Connect a generator/simulator; verify the system accepts fixed generator power and adjusts BESS to </w:t>
+            </w:r>
+            <w:proofErr w:type="gramStart"/>
+            <w:r>
+              <w:rPr>
+                <w:sz w:val="18"/>
+                <w:lang w:val="en-US"/>
+              </w:rPr>
+              <w:t>compensate</w:t>
+            </w:r>
+            <w:proofErr w:type="gramEnd"/>
+            <w:r>
+              <w:rPr>
+                <w:sz w:val="18"/>
+                <w:lang w:val="en-US"/>
+              </w:rPr>
+              <w:t xml:space="preserve"> load variation.</w:t>
             </w:r>
           </w:p>
         </w:tc>
@@ -18587,11 +19761,19 @@
             <w:tcW w:w="4513" w:type="dxa"/>
           </w:tcPr>
           <w:p>
-            <w:r>
-              <w:rPr>
-                <w:sz w:val="18"/>
-              </w:rPr>
-              <w:t xml:space="preserve">Equipment / </w:t>
+            <w:proofErr w:type="gramStart"/>
+            <w:r>
+              <w:rPr>
+                <w:sz w:val="18"/>
+              </w:rPr>
+              <w:t>Equipment /</w:t>
+            </w:r>
+            <w:proofErr w:type="gramEnd"/>
+            <w:r>
+              <w:rPr>
+                <w:sz w:val="18"/>
+              </w:rPr>
+              <w:t xml:space="preserve"> </w:t>
             </w:r>
             <w:proofErr w:type="spellStart"/>
             <w:r>
@@ -18710,7 +19892,21 @@
               <w:rPr>
                 <w:sz w:val="18"/>
               </w:rPr>
-              <w:t xml:space="preserve">Status (Pass / </w:t>
+              <w:t>Status (</w:t>
+            </w:r>
+            <w:proofErr w:type="gramStart"/>
+            <w:r>
+              <w:rPr>
+                <w:sz w:val="18"/>
+              </w:rPr>
+              <w:t>Pass /</w:t>
+            </w:r>
+            <w:proofErr w:type="gramEnd"/>
+            <w:r>
+              <w:rPr>
+                <w:sz w:val="18"/>
+              </w:rPr>
+              <w:t xml:space="preserve"> </w:t>
             </w:r>
             <w:proofErr w:type="spellStart"/>
             <w:r>
@@ -18886,11 +20082,19 @@
             <w:tcW w:w="4513" w:type="dxa"/>
           </w:tcPr>
           <w:p>
-            <w:r>
-              <w:rPr>
-                <w:sz w:val="18"/>
-              </w:rPr>
-              <w:t>D / T</w:t>
+            <w:proofErr w:type="gramStart"/>
+            <w:r>
+              <w:rPr>
+                <w:sz w:val="18"/>
+              </w:rPr>
+              <w:t>D /</w:t>
+            </w:r>
+            <w:proofErr w:type="gramEnd"/>
+            <w:r>
+              <w:rPr>
+                <w:sz w:val="18"/>
+              </w:rPr>
+              <w:t xml:space="preserve"> T</w:t>
             </w:r>
           </w:p>
         </w:tc>
@@ -19040,22 +20244,30 @@
                 <w:sz w:val="18"/>
                 <w:lang w:val="en-US"/>
               </w:rPr>
-              <w:t xml:space="preserve"> load within 60 s. (Assumption: 60 s if no spec given.)</w:t>
-            </w:r>
-          </w:p>
-        </w:tc>
-      </w:tr>
-      <w:tr>
-        <w:tc>
-          <w:tcPr>
-            <w:tcW w:w="4513" w:type="dxa"/>
-          </w:tcPr>
-          <w:p>
-            <w:r>
-              <w:rPr>
-                <w:sz w:val="18"/>
-              </w:rPr>
-              <w:t xml:space="preserve">Equipment / </w:t>
+              <w:t xml:space="preserve"> load within 60 s</w:t>
+            </w:r>
+          </w:p>
+        </w:tc>
+      </w:tr>
+      <w:tr>
+        <w:tc>
+          <w:tcPr>
+            <w:tcW w:w="4513" w:type="dxa"/>
+          </w:tcPr>
+          <w:p>
+            <w:proofErr w:type="gramStart"/>
+            <w:r>
+              <w:rPr>
+                <w:sz w:val="18"/>
+              </w:rPr>
+              <w:t>Equipment /</w:t>
+            </w:r>
+            <w:proofErr w:type="gramEnd"/>
+            <w:r>
+              <w:rPr>
+                <w:sz w:val="18"/>
+              </w:rPr>
+              <w:t xml:space="preserve"> </w:t>
             </w:r>
             <w:proofErr w:type="spellStart"/>
             <w:r>
@@ -19174,7 +20386,21 @@
               <w:rPr>
                 <w:sz w:val="18"/>
               </w:rPr>
-              <w:t xml:space="preserve">Status (Pass / </w:t>
+              <w:t>Status (</w:t>
+            </w:r>
+            <w:proofErr w:type="gramStart"/>
+            <w:r>
+              <w:rPr>
+                <w:sz w:val="18"/>
+              </w:rPr>
+              <w:t>Pass /</w:t>
+            </w:r>
+            <w:proofErr w:type="gramEnd"/>
+            <w:r>
+              <w:rPr>
+                <w:sz w:val="18"/>
+              </w:rPr>
+              <w:t xml:space="preserve"> </w:t>
             </w:r>
             <w:proofErr w:type="spellStart"/>
             <w:r>
@@ -19332,11 +20558,19 @@
             <w:tcW w:w="4513" w:type="dxa"/>
           </w:tcPr>
           <w:p>
-            <w:r>
-              <w:rPr>
-                <w:sz w:val="18"/>
-              </w:rPr>
-              <w:t>D / T</w:t>
+            <w:proofErr w:type="gramStart"/>
+            <w:r>
+              <w:rPr>
+                <w:sz w:val="18"/>
+              </w:rPr>
+              <w:t>D /</w:t>
+            </w:r>
+            <w:proofErr w:type="gramEnd"/>
+            <w:r>
+              <w:rPr>
+                <w:sz w:val="18"/>
+              </w:rPr>
+              <w:t xml:space="preserve"> T</w:t>
             </w:r>
           </w:p>
         </w:tc>
@@ -19481,11 +20715,19 @@
             <w:tcW w:w="4513" w:type="dxa"/>
           </w:tcPr>
           <w:p>
-            <w:r>
-              <w:rPr>
-                <w:sz w:val="18"/>
-              </w:rPr>
-              <w:t xml:space="preserve">Equipment / </w:t>
+            <w:proofErr w:type="gramStart"/>
+            <w:r>
+              <w:rPr>
+                <w:sz w:val="18"/>
+              </w:rPr>
+              <w:t>Equipment /</w:t>
+            </w:r>
+            <w:proofErr w:type="gramEnd"/>
+            <w:r>
+              <w:rPr>
+                <w:sz w:val="18"/>
+              </w:rPr>
+              <w:t xml:space="preserve"> </w:t>
             </w:r>
             <w:proofErr w:type="spellStart"/>
             <w:r>
@@ -19604,7 +20846,21 @@
               <w:rPr>
                 <w:sz w:val="18"/>
               </w:rPr>
-              <w:t xml:space="preserve">Status (Pass / </w:t>
+              <w:t>Status (</w:t>
+            </w:r>
+            <w:proofErr w:type="gramStart"/>
+            <w:r>
+              <w:rPr>
+                <w:sz w:val="18"/>
+              </w:rPr>
+              <w:t>Pass /</w:t>
+            </w:r>
+            <w:proofErr w:type="gramEnd"/>
+            <w:r>
+              <w:rPr>
+                <w:sz w:val="18"/>
+              </w:rPr>
+              <w:t xml:space="preserve"> </w:t>
             </w:r>
             <w:proofErr w:type="spellStart"/>
             <w:r>
@@ -19631,13 +20887,40 @@
       </w:tr>
     </w:tbl>
     <w:p/>
+    <w:p>
+      <w:pPr>
+        <w:rPr>
+          <w:b/>
+        </w:rPr>
+      </w:pPr>
+      <w:r>
+        <w:rPr>
+          <w:b/>
+        </w:rPr>
+        <w:br w:type="page"/>
+      </w:r>
+    </w:p>
     <w:p>
       <w:r>
         <w:rPr>
           <w:b/>
         </w:rPr>
         <w:lastRenderedPageBreak/>
-        <w:t>FUNC-011 - HMI / service portal</w:t>
+        <w:t xml:space="preserve">FUNC-011 - </w:t>
+      </w:r>
+      <w:proofErr w:type="gramStart"/>
+      <w:r>
+        <w:rPr>
+          <w:b/>
+        </w:rPr>
+        <w:t>HMI /</w:t>
+      </w:r>
+      <w:proofErr w:type="gramEnd"/>
+      <w:r>
+        <w:rPr>
+          <w:b/>
+        </w:rPr>
+        <w:t xml:space="preserve"> service portal</w:t>
       </w:r>
     </w:p>
     <w:tbl>
@@ -19882,11 +21165,19 @@
             <w:tcW w:w="4513" w:type="dxa"/>
           </w:tcPr>
           <w:p>
-            <w:r>
-              <w:rPr>
-                <w:sz w:val="18"/>
-              </w:rPr>
-              <w:t xml:space="preserve">Equipment / </w:t>
+            <w:proofErr w:type="gramStart"/>
+            <w:r>
+              <w:rPr>
+                <w:sz w:val="18"/>
+              </w:rPr>
+              <w:t>Equipment /</w:t>
+            </w:r>
+            <w:proofErr w:type="gramEnd"/>
+            <w:r>
+              <w:rPr>
+                <w:sz w:val="18"/>
+              </w:rPr>
+              <w:t xml:space="preserve"> </w:t>
             </w:r>
             <w:proofErr w:type="spellStart"/>
             <w:r>
@@ -19989,7 +21280,21 @@
               <w:rPr>
                 <w:sz w:val="18"/>
               </w:rPr>
-              <w:t xml:space="preserve">Status (Pass / </w:t>
+              <w:t>Status (</w:t>
+            </w:r>
+            <w:proofErr w:type="gramStart"/>
+            <w:r>
+              <w:rPr>
+                <w:sz w:val="18"/>
+              </w:rPr>
+              <w:t>Pass /</w:t>
+            </w:r>
+            <w:proofErr w:type="gramEnd"/>
+            <w:r>
+              <w:rPr>
+                <w:sz w:val="18"/>
+              </w:rPr>
+              <w:t xml:space="preserve"> </w:t>
             </w:r>
             <w:proofErr w:type="spellStart"/>
             <w:r>
@@ -20073,7 +21378,7 @@
                 <w:sz w:val="18"/>
                 <w:lang w:val="en-US"/>
               </w:rPr>
-              <w:t>The system complies with applicable EU directives (LVD, EMC, Machinery) for CE marking.</w:t>
+              <w:t>The system complies with applicable EU directives for CE marking.</w:t>
             </w:r>
           </w:p>
         </w:tc>
@@ -20149,11 +21454,19 @@
             <w:tcW w:w="4513" w:type="dxa"/>
           </w:tcPr>
           <w:p>
-            <w:r>
-              <w:rPr>
-                <w:sz w:val="18"/>
-              </w:rPr>
-              <w:t>I / A</w:t>
+            <w:proofErr w:type="gramStart"/>
+            <w:r>
+              <w:rPr>
+                <w:sz w:val="18"/>
+              </w:rPr>
+              <w:t>I /</w:t>
+            </w:r>
+            <w:proofErr w:type="gramEnd"/>
+            <w:r>
+              <w:rPr>
+                <w:sz w:val="18"/>
+              </w:rPr>
+              <w:t xml:space="preserve"> A</w:t>
             </w:r>
           </w:p>
         </w:tc>
@@ -20282,11 +21595,19 @@
             <w:tcW w:w="4513" w:type="dxa"/>
           </w:tcPr>
           <w:p>
-            <w:r>
-              <w:rPr>
-                <w:sz w:val="18"/>
-              </w:rPr>
-              <w:t xml:space="preserve">Equipment / </w:t>
+            <w:proofErr w:type="gramStart"/>
+            <w:r>
+              <w:rPr>
+                <w:sz w:val="18"/>
+              </w:rPr>
+              <w:t>Equipment /</w:t>
+            </w:r>
+            <w:proofErr w:type="gramEnd"/>
+            <w:r>
+              <w:rPr>
+                <w:sz w:val="18"/>
+              </w:rPr>
+              <w:t xml:space="preserve"> </w:t>
             </w:r>
             <w:proofErr w:type="spellStart"/>
             <w:r>
@@ -20389,7 +21710,21 @@
               <w:rPr>
                 <w:sz w:val="18"/>
               </w:rPr>
-              <w:t xml:space="preserve">Status (Pass / </w:t>
+              <w:t>Status (</w:t>
+            </w:r>
+            <w:proofErr w:type="gramStart"/>
+            <w:r>
+              <w:rPr>
+                <w:sz w:val="18"/>
+              </w:rPr>
+              <w:t>Pass /</w:t>
+            </w:r>
+            <w:proofErr w:type="gramEnd"/>
+            <w:r>
+              <w:rPr>
+                <w:sz w:val="18"/>
+              </w:rPr>
+              <w:t xml:space="preserve"> </w:t>
             </w:r>
             <w:proofErr w:type="spellStart"/>
             <w:r>
@@ -20541,11 +21876,19 @@
             <w:tcW w:w="4513" w:type="dxa"/>
           </w:tcPr>
           <w:p>
-            <w:r>
-              <w:rPr>
-                <w:sz w:val="18"/>
-              </w:rPr>
-              <w:t>I / A</w:t>
+            <w:proofErr w:type="gramStart"/>
+            <w:r>
+              <w:rPr>
+                <w:sz w:val="18"/>
+              </w:rPr>
+              <w:t>I /</w:t>
+            </w:r>
+            <w:proofErr w:type="gramEnd"/>
+            <w:r>
+              <w:rPr>
+                <w:sz w:val="18"/>
+              </w:rPr>
+              <w:t xml:space="preserve"> A</w:t>
             </w:r>
           </w:p>
         </w:tc>
@@ -20674,11 +22017,19 @@
             <w:tcW w:w="4513" w:type="dxa"/>
           </w:tcPr>
           <w:p>
-            <w:r>
-              <w:rPr>
-                <w:sz w:val="18"/>
-              </w:rPr>
-              <w:t xml:space="preserve">Equipment / </w:t>
+            <w:proofErr w:type="gramStart"/>
+            <w:r>
+              <w:rPr>
+                <w:sz w:val="18"/>
+              </w:rPr>
+              <w:t>Equipment /</w:t>
+            </w:r>
+            <w:proofErr w:type="gramEnd"/>
+            <w:r>
+              <w:rPr>
+                <w:sz w:val="18"/>
+              </w:rPr>
+              <w:t xml:space="preserve"> </w:t>
             </w:r>
             <w:proofErr w:type="spellStart"/>
             <w:r>
@@ -20781,7 +22132,21 @@
               <w:rPr>
                 <w:sz w:val="18"/>
               </w:rPr>
-              <w:t xml:space="preserve">Status (Pass / </w:t>
+              <w:t>Status (</w:t>
+            </w:r>
+            <w:proofErr w:type="gramStart"/>
+            <w:r>
+              <w:rPr>
+                <w:sz w:val="18"/>
+              </w:rPr>
+              <w:t>Pass /</w:t>
+            </w:r>
+            <w:proofErr w:type="gramEnd"/>
+            <w:r>
+              <w:rPr>
+                <w:sz w:val="18"/>
+              </w:rPr>
+              <w:t xml:space="preserve"> </w:t>
             </w:r>
             <w:proofErr w:type="spellStart"/>
             <w:r>
@@ -20932,11 +22297,19 @@
             <w:tcW w:w="4513" w:type="dxa"/>
           </w:tcPr>
           <w:p>
-            <w:r>
-              <w:rPr>
-                <w:sz w:val="18"/>
-              </w:rPr>
-              <w:t>I / T</w:t>
+            <w:proofErr w:type="gramStart"/>
+            <w:r>
+              <w:rPr>
+                <w:sz w:val="18"/>
+              </w:rPr>
+              <w:t>I /</w:t>
+            </w:r>
+            <w:proofErr w:type="gramEnd"/>
+            <w:r>
+              <w:rPr>
+                <w:sz w:val="18"/>
+              </w:rPr>
+              <w:t xml:space="preserve"> T</w:t>
             </w:r>
           </w:p>
         </w:tc>
@@ -20984,7 +22357,7 @@
                 <w:sz w:val="18"/>
                 <w:lang w:val="en-US"/>
               </w:rPr>
-              <w:t>Review EMC test reports (IEC 61000-3-2/-3-3 emissions; 61000-4-2..-4-11 immunity). If independent testing is required, use a certified EMC lab.</w:t>
+              <w:t xml:space="preserve">Review EMC test reports </w:t>
             </w:r>
           </w:p>
         </w:tc>
@@ -21065,11 +22438,19 @@
             <w:tcW w:w="4513" w:type="dxa"/>
           </w:tcPr>
           <w:p>
-            <w:r>
-              <w:rPr>
-                <w:sz w:val="18"/>
-              </w:rPr>
-              <w:t xml:space="preserve">Equipment / </w:t>
+            <w:proofErr w:type="gramStart"/>
+            <w:r>
+              <w:rPr>
+                <w:sz w:val="18"/>
+              </w:rPr>
+              <w:t>Equipment /</w:t>
+            </w:r>
+            <w:proofErr w:type="gramEnd"/>
+            <w:r>
+              <w:rPr>
+                <w:sz w:val="18"/>
+              </w:rPr>
+              <w:t xml:space="preserve"> </w:t>
             </w:r>
             <w:proofErr w:type="spellStart"/>
             <w:r>
@@ -21172,7 +22553,21 @@
               <w:rPr>
                 <w:sz w:val="18"/>
               </w:rPr>
-              <w:t xml:space="preserve">Status (Pass / </w:t>
+              <w:t>Status (</w:t>
+            </w:r>
+            <w:proofErr w:type="gramStart"/>
+            <w:r>
+              <w:rPr>
+                <w:sz w:val="18"/>
+              </w:rPr>
+              <w:t>Pass /</w:t>
+            </w:r>
+            <w:proofErr w:type="gramEnd"/>
+            <w:r>
+              <w:rPr>
+                <w:sz w:val="18"/>
+              </w:rPr>
+              <w:t xml:space="preserve"> </w:t>
             </w:r>
             <w:proofErr w:type="spellStart"/>
             <w:r>
@@ -21451,7 +22846,21 @@
               <w:rPr>
                 <w:sz w:val="18"/>
               </w:rPr>
-              <w:t xml:space="preserve"> - downtime) / </w:t>
+              <w:t xml:space="preserve"> - downtime</w:t>
+            </w:r>
+            <w:proofErr w:type="gramStart"/>
+            <w:r>
+              <w:rPr>
+                <w:sz w:val="18"/>
+              </w:rPr>
+              <w:t>) /</w:t>
+            </w:r>
+            <w:proofErr w:type="gramEnd"/>
+            <w:r>
+              <w:rPr>
+                <w:sz w:val="18"/>
+              </w:rPr>
+              <w:t xml:space="preserve"> </w:t>
             </w:r>
             <w:proofErr w:type="spellStart"/>
             <w:r>
@@ -21546,11 +22955,19 @@
             <w:tcW w:w="4513" w:type="dxa"/>
           </w:tcPr>
           <w:p>
-            <w:r>
-              <w:rPr>
-                <w:sz w:val="18"/>
-              </w:rPr>
-              <w:t xml:space="preserve">Equipment / </w:t>
+            <w:proofErr w:type="gramStart"/>
+            <w:r>
+              <w:rPr>
+                <w:sz w:val="18"/>
+              </w:rPr>
+              <w:t>Equipment /</w:t>
+            </w:r>
+            <w:proofErr w:type="gramEnd"/>
+            <w:r>
+              <w:rPr>
+                <w:sz w:val="18"/>
+              </w:rPr>
+              <w:t xml:space="preserve"> </w:t>
             </w:r>
             <w:proofErr w:type="spellStart"/>
             <w:r>
@@ -21653,7 +23070,21 @@
               <w:rPr>
                 <w:sz w:val="18"/>
               </w:rPr>
-              <w:t xml:space="preserve">Status (Pass / </w:t>
+              <w:t>Status (</w:t>
+            </w:r>
+            <w:proofErr w:type="gramStart"/>
+            <w:r>
+              <w:rPr>
+                <w:sz w:val="18"/>
+              </w:rPr>
+              <w:t>Pass /</w:t>
+            </w:r>
+            <w:proofErr w:type="gramEnd"/>
+            <w:r>
+              <w:rPr>
+                <w:sz w:val="18"/>
+              </w:rPr>
+              <w:t xml:space="preserve"> </w:t>
             </w:r>
             <w:proofErr w:type="spellStart"/>
             <w:r>
@@ -21680,762 +23111,25 @@
       </w:tr>
     </w:tbl>
     <w:p/>
+    <w:p>
+      <w:pPr>
+        <w:rPr>
+          <w:rFonts w:asciiTheme="majorHAnsi" w:eastAsiaTheme="majorEastAsia" w:hAnsiTheme="majorHAnsi" w:cstheme="majorBidi"/>
+          <w:color w:val="0F4761" w:themeColor="accent1" w:themeShade="BF"/>
+          <w:sz w:val="40"/>
+          <w:szCs w:val="40"/>
+        </w:rPr>
+      </w:pPr>
+      <w:r>
+        <w:br w:type="page"/>
+      </w:r>
+    </w:p>
     <w:p>
       <w:pPr>
         <w:pStyle w:val="Kop1"/>
       </w:pPr>
       <w:r>
-        <w:t>Coverage Checklist</w:t>
-      </w:r>
-    </w:p>
-    <w:p>
-      <w:r>
-        <w:rPr>
-          <w:lang w:val="en-US"/>
-        </w:rPr>
-        <w:t xml:space="preserve">Confirms every category has at least one verification method and acceptance criterion. </w:t>
-      </w:r>
-      <w:r>
-        <w:t xml:space="preserve">Review </w:t>
-      </w:r>
-      <w:proofErr w:type="spellStart"/>
-      <w:r>
-        <w:t>this</w:t>
-      </w:r>
-      <w:proofErr w:type="spellEnd"/>
-      <w:r>
-        <w:t xml:space="preserve"> </w:t>
-      </w:r>
-      <w:proofErr w:type="spellStart"/>
-      <w:r>
-        <w:t>before</w:t>
-      </w:r>
-      <w:proofErr w:type="spellEnd"/>
-      <w:r>
-        <w:t xml:space="preserve"> </w:t>
-      </w:r>
-      <w:proofErr w:type="spellStart"/>
-      <w:r>
-        <w:t>testing</w:t>
-      </w:r>
-      <w:proofErr w:type="spellEnd"/>
-      <w:r>
-        <w:t xml:space="preserve"> </w:t>
-      </w:r>
-      <w:proofErr w:type="spellStart"/>
-      <w:r>
-        <w:t>begins</w:t>
-      </w:r>
-      <w:proofErr w:type="spellEnd"/>
-      <w:r>
-        <w:t>.</w:t>
-      </w:r>
-    </w:p>
-    <w:tbl>
-      <w:tblPr>
-        <w:tblStyle w:val="Tabelraster"/>
-        <w:tblW w:w="0" w:type="auto"/>
-        <w:tblLook w:val="04A0" w:firstRow="1" w:lastRow="0" w:firstColumn="1" w:lastColumn="0" w:noHBand="0" w:noVBand="1"/>
-      </w:tblPr>
-      <w:tblGrid>
-        <w:gridCol w:w="1803"/>
-        <w:gridCol w:w="1804"/>
-        <w:gridCol w:w="1803"/>
-        <w:gridCol w:w="1803"/>
-        <w:gridCol w:w="1803"/>
-      </w:tblGrid>
-      <w:tr>
-        <w:tc>
-          <w:tcPr>
-            <w:tcW w:w="1805" w:type="dxa"/>
-          </w:tcPr>
-          <w:p>
-            <w:proofErr w:type="spellStart"/>
-            <w:r>
-              <w:rPr>
-                <w:b/>
-                <w:sz w:val="18"/>
-              </w:rPr>
-              <w:t>Category</w:t>
-            </w:r>
-            <w:proofErr w:type="spellEnd"/>
-          </w:p>
-        </w:tc>
-        <w:tc>
-          <w:tcPr>
-            <w:tcW w:w="1805" w:type="dxa"/>
-          </w:tcPr>
-          <w:p>
-            <w:r>
-              <w:rPr>
-                <w:b/>
-                <w:sz w:val="18"/>
-              </w:rPr>
-              <w:t xml:space="preserve"># </w:t>
-            </w:r>
-            <w:proofErr w:type="spellStart"/>
-            <w:r>
-              <w:rPr>
-                <w:b/>
-                <w:sz w:val="18"/>
-              </w:rPr>
-              <w:t>Requirements</w:t>
-            </w:r>
-            <w:proofErr w:type="spellEnd"/>
-          </w:p>
-        </w:tc>
-        <w:tc>
-          <w:tcPr>
-            <w:tcW w:w="1805" w:type="dxa"/>
-          </w:tcPr>
-          <w:p>
-            <w:r>
-              <w:rPr>
-                <w:b/>
-                <w:sz w:val="18"/>
-              </w:rPr>
-              <w:t xml:space="preserve">Method </w:t>
-            </w:r>
-            <w:proofErr w:type="spellStart"/>
-            <w:r>
-              <w:rPr>
-                <w:b/>
-                <w:sz w:val="18"/>
-              </w:rPr>
-              <w:t>assigned</w:t>
-            </w:r>
-            <w:proofErr w:type="spellEnd"/>
-            <w:r>
-              <w:rPr>
-                <w:b/>
-                <w:sz w:val="18"/>
-              </w:rPr>
-              <w:t>?</w:t>
-            </w:r>
-          </w:p>
-        </w:tc>
-        <w:tc>
-          <w:tcPr>
-            <w:tcW w:w="1805" w:type="dxa"/>
-          </w:tcPr>
-          <w:p>
-            <w:proofErr w:type="spellStart"/>
-            <w:r>
-              <w:rPr>
-                <w:b/>
-                <w:sz w:val="18"/>
-              </w:rPr>
-              <w:t>Acceptance</w:t>
-            </w:r>
-            <w:proofErr w:type="spellEnd"/>
-            <w:r>
-              <w:rPr>
-                <w:b/>
-                <w:sz w:val="18"/>
-              </w:rPr>
-              <w:t xml:space="preserve"> </w:t>
-            </w:r>
-            <w:proofErr w:type="spellStart"/>
-            <w:r>
-              <w:rPr>
-                <w:b/>
-                <w:sz w:val="18"/>
-              </w:rPr>
-              <w:t>criterion</w:t>
-            </w:r>
-            <w:proofErr w:type="spellEnd"/>
-            <w:r>
-              <w:rPr>
-                <w:b/>
-                <w:sz w:val="18"/>
-              </w:rPr>
-              <w:t>?</w:t>
-            </w:r>
-          </w:p>
-        </w:tc>
-        <w:tc>
-          <w:tcPr>
-            <w:tcW w:w="1805" w:type="dxa"/>
-          </w:tcPr>
-          <w:p>
-            <w:proofErr w:type="spellStart"/>
-            <w:r>
-              <w:rPr>
-                <w:b/>
-                <w:sz w:val="18"/>
-              </w:rPr>
-              <w:t>Confirmed</w:t>
-            </w:r>
-            <w:proofErr w:type="spellEnd"/>
-          </w:p>
-        </w:tc>
-      </w:tr>
-      <w:tr>
-        <w:tc>
-          <w:tcPr>
-            <w:tcW w:w="1805" w:type="dxa"/>
-          </w:tcPr>
-          <w:p>
-            <w:proofErr w:type="spellStart"/>
-            <w:r>
-              <w:rPr>
-                <w:sz w:val="18"/>
-              </w:rPr>
-              <w:t>Electrical</w:t>
-            </w:r>
-            <w:proofErr w:type="spellEnd"/>
-          </w:p>
-        </w:tc>
-        <w:tc>
-          <w:tcPr>
-            <w:tcW w:w="1805" w:type="dxa"/>
-          </w:tcPr>
-          <w:p>
-            <w:r>
-              <w:rPr>
-                <w:sz w:val="18"/>
-              </w:rPr>
-              <w:t>10</w:t>
-            </w:r>
-          </w:p>
-        </w:tc>
-        <w:tc>
-          <w:tcPr>
-            <w:tcW w:w="1805" w:type="dxa"/>
-          </w:tcPr>
-          <w:p>
-            <w:r>
-              <w:rPr>
-                <w:sz w:val="18"/>
-              </w:rPr>
-              <w:t>Yes</w:t>
-            </w:r>
-          </w:p>
-        </w:tc>
-        <w:tc>
-          <w:tcPr>
-            <w:tcW w:w="1805" w:type="dxa"/>
-          </w:tcPr>
-          <w:p>
-            <w:r>
-              <w:rPr>
-                <w:sz w:val="18"/>
-              </w:rPr>
-              <w:t>Yes</w:t>
-            </w:r>
-          </w:p>
-        </w:tc>
-        <w:tc>
-          <w:tcPr>
-            <w:tcW w:w="1805" w:type="dxa"/>
-          </w:tcPr>
-          <w:p>
-            <w:r>
-              <w:rPr>
-                <w:sz w:val="18"/>
-              </w:rPr>
-              <w:t>[ ]</w:t>
-            </w:r>
-          </w:p>
-        </w:tc>
-      </w:tr>
-      <w:tr>
-        <w:tc>
-          <w:tcPr>
-            <w:tcW w:w="1805" w:type="dxa"/>
-          </w:tcPr>
-          <w:p>
-            <w:proofErr w:type="spellStart"/>
-            <w:r>
-              <w:rPr>
-                <w:sz w:val="18"/>
-              </w:rPr>
-              <w:t>Functional</w:t>
-            </w:r>
-            <w:proofErr w:type="spellEnd"/>
-          </w:p>
-        </w:tc>
-        <w:tc>
-          <w:tcPr>
-            <w:tcW w:w="1805" w:type="dxa"/>
-          </w:tcPr>
-          <w:p>
-            <w:r>
-              <w:rPr>
-                <w:sz w:val="18"/>
-              </w:rPr>
-              <w:t>12</w:t>
-            </w:r>
-          </w:p>
-        </w:tc>
-        <w:tc>
-          <w:tcPr>
-            <w:tcW w:w="1805" w:type="dxa"/>
-          </w:tcPr>
-          <w:p>
-            <w:r>
-              <w:rPr>
-                <w:sz w:val="18"/>
-              </w:rPr>
-              <w:t>Yes</w:t>
-            </w:r>
-          </w:p>
-        </w:tc>
-        <w:tc>
-          <w:tcPr>
-            <w:tcW w:w="1805" w:type="dxa"/>
-          </w:tcPr>
-          <w:p>
-            <w:r>
-              <w:rPr>
-                <w:sz w:val="18"/>
-              </w:rPr>
-              <w:t>Yes</w:t>
-            </w:r>
-          </w:p>
-        </w:tc>
-        <w:tc>
-          <w:tcPr>
-            <w:tcW w:w="1805" w:type="dxa"/>
-          </w:tcPr>
-          <w:p>
-            <w:r>
-              <w:rPr>
-                <w:sz w:val="18"/>
-              </w:rPr>
-              <w:t>[ ]</w:t>
-            </w:r>
-          </w:p>
-        </w:tc>
-      </w:tr>
-      <w:tr>
-        <w:tc>
-          <w:tcPr>
-            <w:tcW w:w="1805" w:type="dxa"/>
-          </w:tcPr>
-          <w:p>
-            <w:r>
-              <w:rPr>
-                <w:sz w:val="18"/>
-              </w:rPr>
-              <w:t>Communication</w:t>
-            </w:r>
-          </w:p>
-        </w:tc>
-        <w:tc>
-          <w:tcPr>
-            <w:tcW w:w="1805" w:type="dxa"/>
-          </w:tcPr>
-          <w:p>
-            <w:r>
-              <w:rPr>
-                <w:sz w:val="18"/>
-              </w:rPr>
-              <w:t>4</w:t>
-            </w:r>
-          </w:p>
-        </w:tc>
-        <w:tc>
-          <w:tcPr>
-            <w:tcW w:w="1805" w:type="dxa"/>
-          </w:tcPr>
-          <w:p>
-            <w:r>
-              <w:rPr>
-                <w:sz w:val="18"/>
-              </w:rPr>
-              <w:t>Yes</w:t>
-            </w:r>
-          </w:p>
-        </w:tc>
-        <w:tc>
-          <w:tcPr>
-            <w:tcW w:w="1805" w:type="dxa"/>
-          </w:tcPr>
-          <w:p>
-            <w:r>
-              <w:rPr>
-                <w:sz w:val="18"/>
-              </w:rPr>
-              <w:t>Yes</w:t>
-            </w:r>
-          </w:p>
-        </w:tc>
-        <w:tc>
-          <w:tcPr>
-            <w:tcW w:w="1805" w:type="dxa"/>
-          </w:tcPr>
-          <w:p>
-            <w:r>
-              <w:rPr>
-                <w:sz w:val="18"/>
-              </w:rPr>
-              <w:t>[ ]</w:t>
-            </w:r>
-          </w:p>
-        </w:tc>
-      </w:tr>
-      <w:tr>
-        <w:tc>
-          <w:tcPr>
-            <w:tcW w:w="1805" w:type="dxa"/>
-          </w:tcPr>
-          <w:p>
-            <w:proofErr w:type="spellStart"/>
-            <w:r>
-              <w:rPr>
-                <w:sz w:val="18"/>
-              </w:rPr>
-              <w:t>Mechanical</w:t>
-            </w:r>
-            <w:proofErr w:type="spellEnd"/>
-          </w:p>
-        </w:tc>
-        <w:tc>
-          <w:tcPr>
-            <w:tcW w:w="1805" w:type="dxa"/>
-          </w:tcPr>
-          <w:p>
-            <w:r>
-              <w:rPr>
-                <w:sz w:val="18"/>
-              </w:rPr>
-              <w:t>4</w:t>
-            </w:r>
-          </w:p>
-        </w:tc>
-        <w:tc>
-          <w:tcPr>
-            <w:tcW w:w="1805" w:type="dxa"/>
-          </w:tcPr>
-          <w:p>
-            <w:r>
-              <w:rPr>
-                <w:sz w:val="18"/>
-              </w:rPr>
-              <w:t>Yes</w:t>
-            </w:r>
-          </w:p>
-        </w:tc>
-        <w:tc>
-          <w:tcPr>
-            <w:tcW w:w="1805" w:type="dxa"/>
-          </w:tcPr>
-          <w:p>
-            <w:r>
-              <w:rPr>
-                <w:sz w:val="18"/>
-              </w:rPr>
-              <w:t>Yes</w:t>
-            </w:r>
-          </w:p>
-        </w:tc>
-        <w:tc>
-          <w:tcPr>
-            <w:tcW w:w="1805" w:type="dxa"/>
-          </w:tcPr>
-          <w:p>
-            <w:r>
-              <w:rPr>
-                <w:sz w:val="18"/>
-              </w:rPr>
-              <w:t>[ ]</w:t>
-            </w:r>
-          </w:p>
-        </w:tc>
-      </w:tr>
-      <w:tr>
-        <w:tc>
-          <w:tcPr>
-            <w:tcW w:w="1805" w:type="dxa"/>
-          </w:tcPr>
-          <w:p>
-            <w:proofErr w:type="spellStart"/>
-            <w:r>
-              <w:rPr>
-                <w:sz w:val="18"/>
-              </w:rPr>
-              <w:t>Thermal</w:t>
-            </w:r>
-            <w:proofErr w:type="spellEnd"/>
-            <w:r>
-              <w:rPr>
-                <w:sz w:val="18"/>
-              </w:rPr>
-              <w:t xml:space="preserve"> &amp; </w:t>
-            </w:r>
-            <w:proofErr w:type="spellStart"/>
-            <w:r>
-              <w:rPr>
-                <w:sz w:val="18"/>
-              </w:rPr>
-              <w:t>Environmental</w:t>
-            </w:r>
-            <w:proofErr w:type="spellEnd"/>
-          </w:p>
-        </w:tc>
-        <w:tc>
-          <w:tcPr>
-            <w:tcW w:w="1805" w:type="dxa"/>
-          </w:tcPr>
-          <w:p>
-            <w:r>
-              <w:rPr>
-                <w:sz w:val="18"/>
-              </w:rPr>
-              <w:t>3</w:t>
-            </w:r>
-          </w:p>
-        </w:tc>
-        <w:tc>
-          <w:tcPr>
-            <w:tcW w:w="1805" w:type="dxa"/>
-          </w:tcPr>
-          <w:p>
-            <w:r>
-              <w:rPr>
-                <w:sz w:val="18"/>
-              </w:rPr>
-              <w:t>Yes</w:t>
-            </w:r>
-          </w:p>
-        </w:tc>
-        <w:tc>
-          <w:tcPr>
-            <w:tcW w:w="1805" w:type="dxa"/>
-          </w:tcPr>
-          <w:p>
-            <w:r>
-              <w:rPr>
-                <w:sz w:val="18"/>
-              </w:rPr>
-              <w:t>Yes</w:t>
-            </w:r>
-          </w:p>
-        </w:tc>
-        <w:tc>
-          <w:tcPr>
-            <w:tcW w:w="1805" w:type="dxa"/>
-          </w:tcPr>
-          <w:p>
-            <w:r>
-              <w:rPr>
-                <w:sz w:val="18"/>
-              </w:rPr>
-              <w:t>[ ]</w:t>
-            </w:r>
-          </w:p>
-        </w:tc>
-      </w:tr>
-      <w:tr>
-        <w:tc>
-          <w:tcPr>
-            <w:tcW w:w="1805" w:type="dxa"/>
-          </w:tcPr>
-          <w:p>
-            <w:r>
-              <w:rPr>
-                <w:sz w:val="18"/>
-              </w:rPr>
-              <w:t>Safety &amp; Compliance</w:t>
-            </w:r>
-          </w:p>
-        </w:tc>
-        <w:tc>
-          <w:tcPr>
-            <w:tcW w:w="1805" w:type="dxa"/>
-          </w:tcPr>
-          <w:p>
-            <w:r>
-              <w:rPr>
-                <w:sz w:val="18"/>
-              </w:rPr>
-              <w:t>8</w:t>
-            </w:r>
-          </w:p>
-        </w:tc>
-        <w:tc>
-          <w:tcPr>
-            <w:tcW w:w="1805" w:type="dxa"/>
-          </w:tcPr>
-          <w:p>
-            <w:r>
-              <w:rPr>
-                <w:sz w:val="18"/>
-              </w:rPr>
-              <w:t>Yes</w:t>
-            </w:r>
-          </w:p>
-        </w:tc>
-        <w:tc>
-          <w:tcPr>
-            <w:tcW w:w="1805" w:type="dxa"/>
-          </w:tcPr>
-          <w:p>
-            <w:r>
-              <w:rPr>
-                <w:sz w:val="18"/>
-              </w:rPr>
-              <w:t>Yes</w:t>
-            </w:r>
-          </w:p>
-        </w:tc>
-        <w:tc>
-          <w:tcPr>
-            <w:tcW w:w="1805" w:type="dxa"/>
-          </w:tcPr>
-          <w:p>
-            <w:r>
-              <w:rPr>
-                <w:sz w:val="18"/>
-              </w:rPr>
-              <w:t>[ ]</w:t>
-            </w:r>
-          </w:p>
-        </w:tc>
-      </w:tr>
-      <w:tr>
-        <w:tc>
-          <w:tcPr>
-            <w:tcW w:w="1805" w:type="dxa"/>
-          </w:tcPr>
-          <w:p>
-            <w:proofErr w:type="spellStart"/>
-            <w:r>
-              <w:rPr>
-                <w:sz w:val="18"/>
-              </w:rPr>
-              <w:t>Cost</w:t>
-            </w:r>
-            <w:proofErr w:type="spellEnd"/>
-          </w:p>
-        </w:tc>
-        <w:tc>
-          <w:tcPr>
-            <w:tcW w:w="1805" w:type="dxa"/>
-          </w:tcPr>
-          <w:p>
-            <w:r>
-              <w:rPr>
-                <w:sz w:val="18"/>
-              </w:rPr>
-              <w:t>1</w:t>
-            </w:r>
-          </w:p>
-        </w:tc>
-        <w:tc>
-          <w:tcPr>
-            <w:tcW w:w="1805" w:type="dxa"/>
-          </w:tcPr>
-          <w:p>
-            <w:r>
-              <w:rPr>
-                <w:sz w:val="18"/>
-              </w:rPr>
-              <w:t>Yes</w:t>
-            </w:r>
-          </w:p>
-        </w:tc>
-        <w:tc>
-          <w:tcPr>
-            <w:tcW w:w="1805" w:type="dxa"/>
-          </w:tcPr>
-          <w:p>
-            <w:r>
-              <w:rPr>
-                <w:sz w:val="18"/>
-              </w:rPr>
-              <w:t>Yes</w:t>
-            </w:r>
-          </w:p>
-        </w:tc>
-        <w:tc>
-          <w:tcPr>
-            <w:tcW w:w="1805" w:type="dxa"/>
-          </w:tcPr>
-          <w:p>
-            <w:r>
-              <w:rPr>
-                <w:sz w:val="18"/>
-              </w:rPr>
-              <w:t>[ ]</w:t>
-            </w:r>
-          </w:p>
-        </w:tc>
-      </w:tr>
-      <w:tr>
-        <w:tc>
-          <w:tcPr>
-            <w:tcW w:w="1805" w:type="dxa"/>
-          </w:tcPr>
-          <w:p>
-            <w:r>
-              <w:rPr>
-                <w:sz w:val="18"/>
-              </w:rPr>
-              <w:t>Total</w:t>
-            </w:r>
-          </w:p>
-        </w:tc>
-        <w:tc>
-          <w:tcPr>
-            <w:tcW w:w="1805" w:type="dxa"/>
-          </w:tcPr>
-          <w:p>
-            <w:r>
-              <w:rPr>
-                <w:sz w:val="18"/>
-              </w:rPr>
-              <w:t>42</w:t>
-            </w:r>
-          </w:p>
-        </w:tc>
-        <w:tc>
-          <w:tcPr>
-            <w:tcW w:w="1805" w:type="dxa"/>
-          </w:tcPr>
-          <w:p>
-            <w:r>
-              <w:rPr>
-                <w:sz w:val="18"/>
-              </w:rPr>
-              <w:t>Yes</w:t>
-            </w:r>
-          </w:p>
-        </w:tc>
-        <w:tc>
-          <w:tcPr>
-            <w:tcW w:w="1805" w:type="dxa"/>
-          </w:tcPr>
-          <w:p>
-            <w:r>
-              <w:rPr>
-                <w:sz w:val="18"/>
-              </w:rPr>
-              <w:t>Yes</w:t>
-            </w:r>
-          </w:p>
-        </w:tc>
-        <w:tc>
-          <w:tcPr>
-            <w:tcW w:w="1805" w:type="dxa"/>
-          </w:tcPr>
-          <w:p>
-            <w:r>
-              <w:rPr>
-                <w:sz w:val="18"/>
-              </w:rPr>
-              <w:t>[ ]</w:t>
-            </w:r>
-          </w:p>
-        </w:tc>
-      </w:tr>
-    </w:tbl>
-    <w:p>
-      <w:pPr>
-        <w:pStyle w:val="Kop1"/>
-      </w:pPr>
-      <w:r>
+        <w:lastRenderedPageBreak/>
         <w:t xml:space="preserve">Test </w:t>
       </w:r>
       <w:proofErr w:type="spellStart"/>
@@ -22472,15 +23166,14 @@
         <w:tblLook w:val="04A0" w:firstRow="1" w:lastRow="0" w:firstColumn="1" w:lastColumn="0" w:noHBand="0" w:noVBand="1"/>
       </w:tblPr>
       <w:tblGrid>
-        <w:gridCol w:w="2254"/>
+        <w:gridCol w:w="2255"/>
         <w:gridCol w:w="2253"/>
-        <w:gridCol w:w="2255"/>
-        <w:gridCol w:w="2254"/>
+        <w:gridCol w:w="4418"/>
       </w:tblGrid>
       <w:tr>
         <w:tc>
           <w:tcPr>
-            <w:tcW w:w="2256" w:type="dxa"/>
+            <w:tcW w:w="2255" w:type="dxa"/>
           </w:tcPr>
           <w:p>
             <w:r>
@@ -22494,7 +23187,7 @@
         </w:tc>
         <w:tc>
           <w:tcPr>
-            <w:tcW w:w="2256" w:type="dxa"/>
+            <w:tcW w:w="2253" w:type="dxa"/>
           </w:tcPr>
           <w:p>
             <w:r>
@@ -22508,7 +23201,7 @@
         </w:tc>
         <w:tc>
           <w:tcPr>
-            <w:tcW w:w="2256" w:type="dxa"/>
+            <w:tcW w:w="4418" w:type="dxa"/>
           </w:tcPr>
           <w:p>
             <w:proofErr w:type="spellStart"/>
@@ -22538,23 +23231,29 @@
             <w:proofErr w:type="spellEnd"/>
           </w:p>
         </w:tc>
-        <w:tc>
-          <w:tcPr>
-            <w:tcW w:w="2256" w:type="dxa"/>
-          </w:tcPr>
-          <w:p>
-            <w:proofErr w:type="spellStart"/>
-            <w:r>
-              <w:rPr>
-                <w:b/>
-                <w:sz w:val="18"/>
-              </w:rPr>
-              <w:t>Requirement</w:t>
-            </w:r>
-            <w:proofErr w:type="spellEnd"/>
-            <w:r>
-              <w:rPr>
-                <w:b/>
+      </w:tr>
+      <w:tr>
+        <w:tc>
+          <w:tcPr>
+            <w:tcW w:w="2255" w:type="dxa"/>
+          </w:tcPr>
+          <w:p>
+            <w:r>
+              <w:rPr>
+                <w:sz w:val="18"/>
+              </w:rPr>
+              <w:t xml:space="preserve">1 - Design &amp; </w:t>
+            </w:r>
+            <w:proofErr w:type="spellStart"/>
+            <w:r>
+              <w:rPr>
+                <w:sz w:val="18"/>
+              </w:rPr>
+              <w:t>Incoming</w:t>
+            </w:r>
+            <w:proofErr w:type="spellEnd"/>
+            <w:r>
+              <w:rPr>
                 <w:sz w:val="18"/>
               </w:rPr>
               <w:t xml:space="preserve"> </w:t>
@@ -22562,33 +23261,111 @@
             <w:proofErr w:type="spellStart"/>
             <w:r>
               <w:rPr>
-                <w:b/>
-                <w:sz w:val="18"/>
-              </w:rPr>
-              <w:t>IDs</w:t>
-            </w:r>
-            <w:proofErr w:type="spellEnd"/>
-          </w:p>
-        </w:tc>
-      </w:tr>
-      <w:tr>
-        <w:tc>
-          <w:tcPr>
-            <w:tcW w:w="2256" w:type="dxa"/>
-          </w:tcPr>
-          <w:p>
-            <w:r>
-              <w:rPr>
-                <w:sz w:val="18"/>
-              </w:rPr>
-              <w:t xml:space="preserve">1 - Design &amp; </w:t>
-            </w:r>
-            <w:proofErr w:type="spellStart"/>
-            <w:r>
-              <w:rPr>
-                <w:sz w:val="18"/>
-              </w:rPr>
-              <w:t>Incoming</w:t>
+                <w:sz w:val="18"/>
+              </w:rPr>
+              <w:t>Inspection</w:t>
+            </w:r>
+            <w:proofErr w:type="spellEnd"/>
+          </w:p>
+        </w:tc>
+        <w:tc>
+          <w:tcPr>
+            <w:tcW w:w="2253" w:type="dxa"/>
+          </w:tcPr>
+          <w:p>
+            <w:r>
+              <w:rPr>
+                <w:sz w:val="18"/>
+              </w:rPr>
+              <w:t>TRL 1-2</w:t>
+            </w:r>
+          </w:p>
+        </w:tc>
+        <w:tc>
+          <w:tcPr>
+            <w:tcW w:w="4418" w:type="dxa"/>
+          </w:tcPr>
+          <w:p>
+            <w:pPr>
+              <w:rPr>
+                <w:lang w:val="en-US"/>
+              </w:rPr>
+            </w:pPr>
+            <w:r>
+              <w:rPr>
+                <w:sz w:val="18"/>
+                <w:lang w:val="en-US"/>
+              </w:rPr>
+              <w:t>Document/certificate review, dimensional check, BOM cost check</w:t>
+            </w:r>
+          </w:p>
+        </w:tc>
+      </w:tr>
+      <w:tr>
+        <w:tc>
+          <w:tcPr>
+            <w:tcW w:w="2255" w:type="dxa"/>
+          </w:tcPr>
+          <w:p>
+            <w:r>
+              <w:rPr>
+                <w:sz w:val="18"/>
+              </w:rPr>
+              <w:t>2 - Controller Integration</w:t>
+            </w:r>
+          </w:p>
+        </w:tc>
+        <w:tc>
+          <w:tcPr>
+            <w:tcW w:w="2253" w:type="dxa"/>
+          </w:tcPr>
+          <w:p>
+            <w:r>
+              <w:rPr>
+                <w:sz w:val="18"/>
+              </w:rPr>
+              <w:t>TRL 3</w:t>
+            </w:r>
+          </w:p>
+        </w:tc>
+        <w:tc>
+          <w:tcPr>
+            <w:tcW w:w="4418" w:type="dxa"/>
+          </w:tcPr>
+          <w:p>
+            <w:pPr>
+              <w:rPr>
+                <w:lang w:val="en-US"/>
+              </w:rPr>
+            </w:pPr>
+            <w:r>
+              <w:rPr>
+                <w:sz w:val="18"/>
+                <w:lang w:val="en-US"/>
+              </w:rPr>
+              <w:t>Comms buses, fire protection, initial checks</w:t>
+            </w:r>
+          </w:p>
+        </w:tc>
+      </w:tr>
+      <w:tr>
+        <w:tc>
+          <w:tcPr>
+            <w:tcW w:w="2255" w:type="dxa"/>
+          </w:tcPr>
+          <w:p>
+            <w:r>
+              <w:rPr>
+                <w:sz w:val="18"/>
+              </w:rPr>
+              <w:t xml:space="preserve">3 - </w:t>
+            </w:r>
+            <w:proofErr w:type="spellStart"/>
+            <w:r>
+              <w:rPr>
+                <w:sz w:val="18"/>
+              </w:rPr>
+              <w:t>Stable</w:t>
             </w:r>
             <w:proofErr w:type="spellEnd"/>
             <w:r>
@@ -22602,27 +23379,33 @@
               <w:rPr>
                 <w:sz w:val="18"/>
               </w:rPr>
-              <w:t>Inspection</w:t>
-            </w:r>
-            <w:proofErr w:type="spellEnd"/>
-          </w:p>
-        </w:tc>
-        <w:tc>
-          <w:tcPr>
-            <w:tcW w:w="2256" w:type="dxa"/>
-          </w:tcPr>
-          <w:p>
-            <w:r>
-              <w:rPr>
-                <w:sz w:val="18"/>
-              </w:rPr>
-              <w:t>TRL 1-2</w:t>
-            </w:r>
-          </w:p>
-        </w:tc>
-        <w:tc>
-          <w:tcPr>
-            <w:tcW w:w="2256" w:type="dxa"/>
+              <w:t>Grid</w:t>
+            </w:r>
+            <w:proofErr w:type="spellEnd"/>
+            <w:r>
+              <w:rPr>
+                <w:sz w:val="18"/>
+              </w:rPr>
+              <w:t xml:space="preserve"> Control</w:t>
+            </w:r>
+          </w:p>
+        </w:tc>
+        <w:tc>
+          <w:tcPr>
+            <w:tcW w:w="2253" w:type="dxa"/>
+          </w:tcPr>
+          <w:p>
+            <w:r>
+              <w:rPr>
+                <w:sz w:val="18"/>
+              </w:rPr>
+              <w:t>TRL 4</w:t>
+            </w:r>
+          </w:p>
+        </w:tc>
+        <w:tc>
+          <w:tcPr>
+            <w:tcW w:w="4418" w:type="dxa"/>
           </w:tcPr>
           <w:p>
             <w:pPr>
@@ -22635,54 +23418,49 @@
                 <w:sz w:val="18"/>
                 <w:lang w:val="en-US"/>
               </w:rPr>
-              <w:t>Document/certificate review, dimensional check, BOM cost check</w:t>
-            </w:r>
-          </w:p>
-        </w:tc>
-        <w:tc>
-          <w:tcPr>
-            <w:tcW w:w="2256" w:type="dxa"/>
-          </w:tcPr>
-          <w:p>
-            <w:r>
-              <w:rPr>
-                <w:sz w:val="18"/>
-              </w:rPr>
-              <w:t>MECH-001..004, SAFE-006, SAFE-007, COST-001</w:t>
-            </w:r>
-          </w:p>
-        </w:tc>
-      </w:tr>
-      <w:tr>
-        <w:tc>
-          <w:tcPr>
-            <w:tcW w:w="2256" w:type="dxa"/>
-          </w:tcPr>
-          <w:p>
-            <w:r>
-              <w:rPr>
-                <w:sz w:val="18"/>
-              </w:rPr>
-              <w:t>2 - Controller Integration</w:t>
-            </w:r>
-          </w:p>
-        </w:tc>
-        <w:tc>
-          <w:tcPr>
-            <w:tcW w:w="2256" w:type="dxa"/>
-          </w:tcPr>
-          <w:p>
-            <w:r>
-              <w:rPr>
-                <w:sz w:val="18"/>
-              </w:rPr>
-              <w:t>TRL 3</w:t>
-            </w:r>
-          </w:p>
-        </w:tc>
-        <w:tc>
-          <w:tcPr>
-            <w:tcW w:w="2256" w:type="dxa"/>
+              <w:t>Grid following/forming, voltage/frequency, response time</w:t>
+            </w:r>
+          </w:p>
+        </w:tc>
+      </w:tr>
+      <w:tr>
+        <w:tc>
+          <w:tcPr>
+            <w:tcW w:w="2255" w:type="dxa"/>
+          </w:tcPr>
+          <w:p>
+            <w:r>
+              <w:rPr>
+                <w:sz w:val="18"/>
+              </w:rPr>
+              <w:t xml:space="preserve">4 - Performance </w:t>
+            </w:r>
+            <w:proofErr w:type="spellStart"/>
+            <w:r>
+              <w:rPr>
+                <w:sz w:val="18"/>
+              </w:rPr>
+              <w:t>Validation</w:t>
+            </w:r>
+            <w:proofErr w:type="spellEnd"/>
+          </w:p>
+        </w:tc>
+        <w:tc>
+          <w:tcPr>
+            <w:tcW w:w="2253" w:type="dxa"/>
+          </w:tcPr>
+          <w:p>
+            <w:r>
+              <w:rPr>
+                <w:sz w:val="18"/>
+              </w:rPr>
+              <w:t>TRL 5</w:t>
+            </w:r>
+          </w:p>
+        </w:tc>
+        <w:tc>
+          <w:tcPr>
+            <w:tcW w:w="4418" w:type="dxa"/>
           </w:tcPr>
           <w:p>
             <w:pPr>
@@ -22695,83 +23473,41 @@
                 <w:sz w:val="18"/>
                 <w:lang w:val="en-US"/>
               </w:rPr>
-              <w:t>Comms buses, fire protection, initial checks</w:t>
-            </w:r>
-          </w:p>
-        </w:tc>
-        <w:tc>
-          <w:tcPr>
-            <w:tcW w:w="2256" w:type="dxa"/>
-          </w:tcPr>
-          <w:p>
-            <w:r>
-              <w:rPr>
-                <w:sz w:val="18"/>
-              </w:rPr>
-              <w:t>COMM-001..004, THERM-003</w:t>
-            </w:r>
-          </w:p>
-        </w:tc>
-      </w:tr>
-      <w:tr>
-        <w:tc>
-          <w:tcPr>
-            <w:tcW w:w="2256" w:type="dxa"/>
-          </w:tcPr>
-          <w:p>
-            <w:r>
-              <w:rPr>
-                <w:sz w:val="18"/>
-              </w:rPr>
-              <w:lastRenderedPageBreak/>
-              <w:t xml:space="preserve">3 - </w:t>
-            </w:r>
-            <w:proofErr w:type="spellStart"/>
-            <w:r>
-              <w:rPr>
-                <w:sz w:val="18"/>
-              </w:rPr>
-              <w:t>Stable</w:t>
-            </w:r>
-            <w:proofErr w:type="spellEnd"/>
-            <w:r>
-              <w:rPr>
-                <w:sz w:val="18"/>
-              </w:rPr>
-              <w:t xml:space="preserve"> </w:t>
-            </w:r>
-            <w:proofErr w:type="spellStart"/>
-            <w:r>
-              <w:rPr>
-                <w:sz w:val="18"/>
-              </w:rPr>
-              <w:t>Grid</w:t>
-            </w:r>
-            <w:proofErr w:type="spellEnd"/>
-            <w:r>
-              <w:rPr>
-                <w:sz w:val="18"/>
-              </w:rPr>
-              <w:t xml:space="preserve"> Control</w:t>
-            </w:r>
-          </w:p>
-        </w:tc>
-        <w:tc>
-          <w:tcPr>
-            <w:tcW w:w="2256" w:type="dxa"/>
-          </w:tcPr>
-          <w:p>
-            <w:r>
-              <w:rPr>
-                <w:sz w:val="18"/>
-              </w:rPr>
-              <w:t>TRL 4</w:t>
-            </w:r>
-          </w:p>
-        </w:tc>
-        <w:tc>
-          <w:tcPr>
-            <w:tcW w:w="2256" w:type="dxa"/>
+              <w:t>Power, capacity, efficiency, THD, protection, redundancy</w:t>
+            </w:r>
+          </w:p>
+        </w:tc>
+      </w:tr>
+      <w:tr>
+        <w:tc>
+          <w:tcPr>
+            <w:tcW w:w="2255" w:type="dxa"/>
+          </w:tcPr>
+          <w:p>
+            <w:r>
+              <w:rPr>
+                <w:sz w:val="18"/>
+              </w:rPr>
+              <w:t>5 - Field Readiness</w:t>
+            </w:r>
+          </w:p>
+        </w:tc>
+        <w:tc>
+          <w:tcPr>
+            <w:tcW w:w="2253" w:type="dxa"/>
+          </w:tcPr>
+          <w:p>
+            <w:r>
+              <w:rPr>
+                <w:sz w:val="18"/>
+              </w:rPr>
+              <w:t>TRL 6</w:t>
+            </w:r>
+          </w:p>
+        </w:tc>
+        <w:tc>
+          <w:tcPr>
+            <w:tcW w:w="4418" w:type="dxa"/>
           </w:tcPr>
           <w:p>
             <w:pPr>
@@ -22784,62 +23520,49 @@
                 <w:sz w:val="18"/>
                 <w:lang w:val="en-US"/>
               </w:rPr>
-              <w:t>Grid following/forming, voltage/frequency, response time</w:t>
-            </w:r>
-          </w:p>
-        </w:tc>
-        <w:tc>
-          <w:tcPr>
-            <w:tcW w:w="2256" w:type="dxa"/>
-          </w:tcPr>
-          <w:p>
-            <w:r>
-              <w:rPr>
-                <w:sz w:val="18"/>
-              </w:rPr>
-              <w:t>ELEC-001, 004, 005, 006, 010; FUNC-001, 002</w:t>
-            </w:r>
-          </w:p>
-        </w:tc>
-      </w:tr>
-      <w:tr>
-        <w:tc>
-          <w:tcPr>
-            <w:tcW w:w="2256" w:type="dxa"/>
-          </w:tcPr>
-          <w:p>
-            <w:r>
-              <w:rPr>
-                <w:sz w:val="18"/>
-              </w:rPr>
-              <w:t xml:space="preserve">4 - Performance </w:t>
-            </w:r>
-            <w:proofErr w:type="spellStart"/>
-            <w:r>
-              <w:rPr>
-                <w:sz w:val="18"/>
-              </w:rPr>
-              <w:t>Validation</w:t>
-            </w:r>
-            <w:proofErr w:type="spellEnd"/>
-          </w:p>
-        </w:tc>
-        <w:tc>
-          <w:tcPr>
-            <w:tcW w:w="2256" w:type="dxa"/>
-          </w:tcPr>
-          <w:p>
-            <w:r>
-              <w:rPr>
-                <w:sz w:val="18"/>
-              </w:rPr>
-              <w:t>TRL 5</w:t>
-            </w:r>
-          </w:p>
-        </w:tc>
-        <w:tc>
-          <w:tcPr>
-            <w:tcW w:w="2256" w:type="dxa"/>
+              <w:t>PV/generator, microgrid, black start, AMF, HMI, CE/PGS, IP, EMC</w:t>
+            </w:r>
+          </w:p>
+        </w:tc>
+      </w:tr>
+      <w:tr>
+        <w:tc>
+          <w:tcPr>
+            <w:tcW w:w="2255" w:type="dxa"/>
+          </w:tcPr>
+          <w:p>
+            <w:r>
+              <w:rPr>
+                <w:sz w:val="18"/>
+              </w:rPr>
+              <w:t xml:space="preserve">6 - Pilot &amp; </w:t>
+            </w:r>
+            <w:proofErr w:type="spellStart"/>
+            <w:r>
+              <w:rPr>
+                <w:sz w:val="18"/>
+              </w:rPr>
+              <w:t>Reliability</w:t>
+            </w:r>
+            <w:proofErr w:type="spellEnd"/>
+          </w:p>
+        </w:tc>
+        <w:tc>
+          <w:tcPr>
+            <w:tcW w:w="2253" w:type="dxa"/>
+          </w:tcPr>
+          <w:p>
+            <w:r>
+              <w:rPr>
+                <w:sz w:val="18"/>
+              </w:rPr>
+              <w:t>TRL 7</w:t>
+            </w:r>
+          </w:p>
+        </w:tc>
+        <w:tc>
+          <w:tcPr>
+            <w:tcW w:w="4418" w:type="dxa"/>
           </w:tcPr>
           <w:p>
             <w:pPr>
@@ -22852,148 +23575,7 @@
                 <w:sz w:val="18"/>
                 <w:lang w:val="en-US"/>
               </w:rPr>
-              <w:t>Power, capacity, efficiency, THD, protection, redundancy</w:t>
-            </w:r>
-          </w:p>
-        </w:tc>
-        <w:tc>
-          <w:tcPr>
-            <w:tcW w:w="2256" w:type="dxa"/>
-          </w:tcPr>
-          <w:p>
-            <w:r>
-              <w:rPr>
-                <w:sz w:val="18"/>
-              </w:rPr>
-              <w:t>ELEC-002, 003, 007, 008, 009; FUNC-003, 004, 009, 010; SAFE-003, 004, 008; THERM-001, 002</w:t>
-            </w:r>
-          </w:p>
-        </w:tc>
-      </w:tr>
-      <w:tr>
-        <w:tc>
-          <w:tcPr>
-            <w:tcW w:w="2256" w:type="dxa"/>
-          </w:tcPr>
-          <w:p>
-            <w:r>
-              <w:rPr>
-                <w:sz w:val="18"/>
-              </w:rPr>
-              <w:t>5 - Field Readiness</w:t>
-            </w:r>
-          </w:p>
-        </w:tc>
-        <w:tc>
-          <w:tcPr>
-            <w:tcW w:w="2256" w:type="dxa"/>
-          </w:tcPr>
-          <w:p>
-            <w:r>
-              <w:rPr>
-                <w:sz w:val="18"/>
-              </w:rPr>
-              <w:t>TRL 6</w:t>
-            </w:r>
-          </w:p>
-        </w:tc>
-        <w:tc>
-          <w:tcPr>
-            <w:tcW w:w="2256" w:type="dxa"/>
-          </w:tcPr>
-          <w:p>
-            <w:pPr>
-              <w:rPr>
-                <w:lang w:val="en-US"/>
-              </w:rPr>
-            </w:pPr>
-            <w:r>
-              <w:rPr>
-                <w:sz w:val="18"/>
-                <w:lang w:val="en-US"/>
-              </w:rPr>
-              <w:t>PV/generator, microgrid, black start, AMF, HMI, CE/PGS, IP, EMC</w:t>
-            </w:r>
-          </w:p>
-        </w:tc>
-        <w:tc>
-          <w:tcPr>
-            <w:tcW w:w="2256" w:type="dxa"/>
-          </w:tcPr>
-          <w:p>
-            <w:r>
-              <w:rPr>
-                <w:sz w:val="18"/>
-              </w:rPr>
-              <w:t>FUNC-005, 006, 007, 008, 011; MECH-003; SAFE-001, 002, 005, 008; THERM-001</w:t>
-            </w:r>
-          </w:p>
-        </w:tc>
-      </w:tr>
-      <w:tr>
-        <w:tc>
-          <w:tcPr>
-            <w:tcW w:w="2256" w:type="dxa"/>
-          </w:tcPr>
-          <w:p>
-            <w:r>
-              <w:rPr>
-                <w:sz w:val="18"/>
-              </w:rPr>
-              <w:t xml:space="preserve">6 - Pilot &amp; </w:t>
-            </w:r>
-            <w:proofErr w:type="spellStart"/>
-            <w:r>
-              <w:rPr>
-                <w:sz w:val="18"/>
-              </w:rPr>
-              <w:t>Reliability</w:t>
-            </w:r>
-            <w:proofErr w:type="spellEnd"/>
-          </w:p>
-        </w:tc>
-        <w:tc>
-          <w:tcPr>
-            <w:tcW w:w="2256" w:type="dxa"/>
-          </w:tcPr>
-          <w:p>
-            <w:r>
-              <w:rPr>
-                <w:sz w:val="18"/>
-              </w:rPr>
-              <w:t>TRL 7</w:t>
-            </w:r>
-          </w:p>
-        </w:tc>
-        <w:tc>
-          <w:tcPr>
-            <w:tcW w:w="2256" w:type="dxa"/>
-          </w:tcPr>
-          <w:p>
-            <w:pPr>
-              <w:rPr>
-                <w:lang w:val="en-US"/>
-              </w:rPr>
-            </w:pPr>
-            <w:r>
-              <w:rPr>
-                <w:sz w:val="18"/>
-                <w:lang w:val="en-US"/>
-              </w:rPr>
               <w:t>Uptime monitoring, reliability, customer feedback</w:t>
-            </w:r>
-          </w:p>
-        </w:tc>
-        <w:tc>
-          <w:tcPr>
-            <w:tcW w:w="2256" w:type="dxa"/>
-          </w:tcPr>
-          <w:p>
-            <w:r>
-              <w:rPr>
-                <w:sz w:val="18"/>
-              </w:rPr>
-              <w:t>FUNC-012</w:t>
             </w:r>
           </w:p>
         </w:tc>
@@ -23105,11 +23687,19 @@
             <w:tcW w:w="2256" w:type="dxa"/>
           </w:tcPr>
           <w:p>
-            <w:r>
-              <w:rPr>
-                <w:sz w:val="18"/>
-              </w:rPr>
-              <w:t>Tester / Test Engineer</w:t>
+            <w:proofErr w:type="gramStart"/>
+            <w:r>
+              <w:rPr>
+                <w:sz w:val="18"/>
+              </w:rPr>
+              <w:t>Tester /</w:t>
+            </w:r>
+            <w:proofErr w:type="gramEnd"/>
+            <w:r>
+              <w:rPr>
+                <w:sz w:val="18"/>
+              </w:rPr>
+              <w:t xml:space="preserve"> Test Engineer</w:t>
             </w:r>
           </w:p>
         </w:tc>
@@ -23142,7 +23732,21 @@
               <w:rPr>
                 <w:sz w:val="18"/>
               </w:rPr>
-              <w:t>Test Lead / Project Lead</w:t>
+              <w:t xml:space="preserve">Test </w:t>
+            </w:r>
+            <w:proofErr w:type="gramStart"/>
+            <w:r>
+              <w:rPr>
+                <w:sz w:val="18"/>
+              </w:rPr>
+              <w:t>Lead /</w:t>
+            </w:r>
+            <w:proofErr w:type="gramEnd"/>
+            <w:r>
+              <w:rPr>
+                <w:sz w:val="18"/>
+              </w:rPr>
+              <w:t xml:space="preserve"> Project Lead</w:t>
             </w:r>
           </w:p>
         </w:tc>
@@ -23172,6 +23776,7 @@
           </w:tcPr>
           <w:p>
             <w:proofErr w:type="spellStart"/>
+            <w:proofErr w:type="gramStart"/>
             <w:r>
               <w:rPr>
                 <w:sz w:val="18"/>
@@ -23183,7 +23788,14 @@
               <w:rPr>
                 <w:sz w:val="18"/>
               </w:rPr>
-              <w:t xml:space="preserve"> / Safety Engineer</w:t>
+              <w:t xml:space="preserve"> /</w:t>
+            </w:r>
+            <w:proofErr w:type="gramEnd"/>
+            <w:r>
+              <w:rPr>
+                <w:sz w:val="18"/>
+              </w:rPr>
+              <w:t xml:space="preserve"> Safety Engineer</w:t>
             </w:r>
           </w:p>
         </w:tc>
@@ -23483,6 +24095,7 @@
               <w:lang w:val="nl-NL"/>
             </w:rPr>
           </w:pPr>
+          <w:proofErr w:type="gramStart"/>
           <w:r>
             <w:rPr>
               <w:b/>
@@ -23490,7 +24103,17 @@
               <w:szCs w:val="22"/>
               <w:lang w:val="nl-NL"/>
             </w:rPr>
-            <w:t>e-PU Cabinet V2</w:t>
+            <w:t>e</w:t>
+          </w:r>
+          <w:proofErr w:type="gramEnd"/>
+          <w:r>
+            <w:rPr>
+              <w:b/>
+              <w:bCs/>
+              <w:szCs w:val="22"/>
+              <w:lang w:val="nl-NL"/>
+            </w:rPr>
+            <w:t>-PU Cabinet V2</w:t>
           </w:r>
         </w:p>
       </w:tc>
@@ -23972,13 +24595,23 @@
               <w:lang w:val="nl-NL"/>
             </w:rPr>
           </w:pPr>
+          <w:proofErr w:type="gramStart"/>
           <w:r>
             <w:rPr>
               <w:rFonts w:cs="Arial"/>
               <w:szCs w:val="22"/>
               <w:lang w:val="nl-NL"/>
             </w:rPr>
-            <w:t>e-PU Cabinet V2</w:t>
+            <w:t>e</w:t>
+          </w:r>
+          <w:proofErr w:type="gramEnd"/>
+          <w:r>
+            <w:rPr>
+              <w:rFonts w:cs="Arial"/>
+              <w:szCs w:val="22"/>
+              <w:lang w:val="nl-NL"/>
+            </w:rPr>
+            <w:t>-PU Cabinet V2</w:t>
           </w:r>
         </w:p>
       </w:tc>
@@ -26942,6 +27575,10 @@
 </file>
 
 <file path=customXml/item1.xml><?xml version="1.0" encoding="utf-8"?>
+<b:Sources xmlns:b="http://schemas.openxmlformats.org/officeDocument/2006/bibliography" xmlns="http://schemas.openxmlformats.org/officeDocument/2006/bibliography" SelectedStyle="\APASixthEditionOfficeOnline.xsl" StyleName="APA" Version="6"/>
+</file>
+
+<file path=customXml/item2.xml><?xml version="1.0" encoding="utf-8"?>
 <?mso-contentType ?>
 <FormTemplates xmlns="http://schemas.microsoft.com/sharepoint/v3/contenttype/forms">
   <Display>DocumentLibraryForm</Display>
@@ -26950,22 +27587,7 @@
 </FormTemplates>
 </file>
 
-<file path=customXml/item2.xml><?xml version="1.0" encoding="utf-8"?>
-<b:Sources xmlns:b="http://schemas.openxmlformats.org/officeDocument/2006/bibliography" xmlns="http://schemas.openxmlformats.org/officeDocument/2006/bibliography" SelectedStyle="\APASixthEditionOfficeOnline.xsl" StyleName="APA" Version="6"/>
-</file>
-
 <file path=customXml/item3.xml><?xml version="1.0" encoding="utf-8"?>
-<p:properties xmlns:p="http://schemas.microsoft.com/office/2006/metadata/properties" xmlns:xsi="http://www.w3.org/2001/XMLSchema-instance" xmlns:pc="http://schemas.microsoft.com/office/infopath/2007/PartnerControls">
-  <documentManagement>
-    <lcf76f155ced4ddcb4097134ff3c332f xmlns="bad3d67b-f193-448b-a744-3b18259562dc">
-      <Terms xmlns="http://schemas.microsoft.com/office/infopath/2007/PartnerControls"/>
-    </lcf76f155ced4ddcb4097134ff3c332f>
-    <TaxCatchAll xmlns="cda3afe3-35ba-4941-8550-7a5d5f0fe05e" xsi:nil="true"/>
-  </documentManagement>
-</p:properties>
-</file>
-
-<file path=customXml/item4.xml><?xml version="1.0" encoding="utf-8"?>
 <ct:contentTypeSchema xmlns:ct="http://schemas.microsoft.com/office/2006/metadata/contentType" xmlns:ma="http://schemas.microsoft.com/office/2006/metadata/properties/metaAttributes" ct:_="" ma:_="" ma:contentTypeName="Document" ma:contentTypeID="0x0101007958B8991735C043A6BDF9E43E778A38" ma:contentTypeVersion="13" ma:contentTypeDescription="Een nieuw document maken." ma:contentTypeScope="" ma:versionID="c92c20016d335409bac632710bc83f56">
   <xsd:schema xmlns:xsd="http://www.w3.org/2001/XMLSchema" xmlns:xs="http://www.w3.org/2001/XMLSchema" xmlns:p="http://schemas.microsoft.com/office/2006/metadata/properties" xmlns:ns2="bad3d67b-f193-448b-a744-3b18259562dc" xmlns:ns3="cda3afe3-35ba-4941-8550-7a5d5f0fe05e" targetNamespace="http://schemas.microsoft.com/office/2006/metadata/properties" ma:root="true" ma:fieldsID="d2f575b95444fefec373424d4c86c609" ns2:_="" ns3:_="">
     <xsd:import namespace="bad3d67b-f193-448b-a744-3b18259562dc"/>
@@ -27172,7 +27794,26 @@
 </ct:contentTypeSchema>
 </file>
 
+<file path=customXml/item4.xml><?xml version="1.0" encoding="utf-8"?>
+<p:properties xmlns:p="http://schemas.microsoft.com/office/2006/metadata/properties" xmlns:xsi="http://www.w3.org/2001/XMLSchema-instance" xmlns:pc="http://schemas.microsoft.com/office/infopath/2007/PartnerControls">
+  <documentManagement>
+    <lcf76f155ced4ddcb4097134ff3c332f xmlns="bad3d67b-f193-448b-a744-3b18259562dc">
+      <Terms xmlns="http://schemas.microsoft.com/office/infopath/2007/PartnerControls"/>
+    </lcf76f155ced4ddcb4097134ff3c332f>
+    <TaxCatchAll xmlns="cda3afe3-35ba-4941-8550-7a5d5f0fe05e" xsi:nil="true"/>
+  </documentManagement>
+</p:properties>
+</file>
+
 <file path=customXml/itemProps1.xml><?xml version="1.0" encoding="utf-8"?>
+<ds:datastoreItem xmlns:ds="http://schemas.openxmlformats.org/officeDocument/2006/customXml" ds:itemID="{D38C4D8C-7A29-4EF5-951A-178AC2586D8A}">
+  <ds:schemaRefs>
+    <ds:schemaRef ds:uri="http://schemas.openxmlformats.org/officeDocument/2006/bibliography"/>
+  </ds:schemaRefs>
+</ds:datastoreItem>
+</file>
+
+<file path=customXml/itemProps2.xml><?xml version="1.0" encoding="utf-8"?>
 <ds:datastoreItem xmlns:ds="http://schemas.openxmlformats.org/officeDocument/2006/customXml" ds:itemID="{F5E1BF77-8178-4BA5-8B65-9AD2B699FC64}">
   <ds:schemaRefs>
     <ds:schemaRef ds:uri="http://schemas.microsoft.com/sharepoint/v3/contenttype/forms"/>
@@ -27180,26 +27821,7 @@
 </ds:datastoreItem>
 </file>
 
-<file path=customXml/itemProps2.xml><?xml version="1.0" encoding="utf-8"?>
-<ds:datastoreItem xmlns:ds="http://schemas.openxmlformats.org/officeDocument/2006/customXml" ds:itemID="{D38C4D8C-7A29-4EF5-951A-178AC2586D8A}">
-  <ds:schemaRefs>
-    <ds:schemaRef ds:uri="http://schemas.openxmlformats.org/officeDocument/2006/bibliography"/>
-  </ds:schemaRefs>
-</ds:datastoreItem>
-</file>
-
 <file path=customXml/itemProps3.xml><?xml version="1.0" encoding="utf-8"?>
-<ds:datastoreItem xmlns:ds="http://schemas.openxmlformats.org/officeDocument/2006/customXml" ds:itemID="{127B758D-6A03-4528-AAE7-BEF91B036B0D}">
-  <ds:schemaRefs>
-    <ds:schemaRef ds:uri="http://schemas.microsoft.com/office/2006/metadata/properties"/>
-    <ds:schemaRef ds:uri="http://schemas.microsoft.com/office/infopath/2007/PartnerControls"/>
-    <ds:schemaRef ds:uri="bad3d67b-f193-448b-a744-3b18259562dc"/>
-    <ds:schemaRef ds:uri="cda3afe3-35ba-4941-8550-7a5d5f0fe05e"/>
-  </ds:schemaRefs>
-</ds:datastoreItem>
-</file>
-
-<file path=customXml/itemProps4.xml><?xml version="1.0" encoding="utf-8"?>
 <ds:datastoreItem xmlns:ds="http://schemas.openxmlformats.org/officeDocument/2006/customXml" ds:itemID="{E293EE7C-E0BA-46D9-83D3-E01986569BDD}">
   <ds:schemaRefs>
     <ds:schemaRef ds:uri="http://schemas.microsoft.com/office/2006/metadata/contentType"/>
@@ -27218,6 +27840,17 @@
 </ds:datastoreItem>
 </file>
 
+<file path=customXml/itemProps4.xml><?xml version="1.0" encoding="utf-8"?>
+<ds:datastoreItem xmlns:ds="http://schemas.openxmlformats.org/officeDocument/2006/customXml" ds:itemID="{127B758D-6A03-4528-AAE7-BEF91B036B0D}">
+  <ds:schemaRefs>
+    <ds:schemaRef ds:uri="http://schemas.microsoft.com/office/2006/metadata/properties"/>
+    <ds:schemaRef ds:uri="http://schemas.microsoft.com/office/infopath/2007/PartnerControls"/>
+    <ds:schemaRef ds:uri="bad3d67b-f193-448b-a744-3b18259562dc"/>
+    <ds:schemaRef ds:uri="cda3afe3-35ba-4941-8550-7a5d5f0fe05e"/>
+  </ds:schemaRefs>
+</ds:datastoreItem>
+</file>
+
 <file path=docMetadata/LabelInfo.xml><?xml version="1.0" encoding="utf-8"?>
 <clbl:labelList xmlns:clbl="http://schemas.microsoft.com/office/2020/mipLabelMetadata">
   <clbl:label id="{86a972c8-b7ac-4a03-81be-61a5a6b32af6}" enabled="0" method="" siteId="{86a972c8-b7ac-4a03-81be-61a5a6b32af6}" removed="1"/>
